--- a/Term-9/Software development technologies/Lab01/Review.docx
+++ b/Term-9/Software development technologies/Lab01/Review.docx
@@ -42,7 +42,7 @@
             <w:pPr>
               <w:spacing w:before="100" w:beforeAutospacing="1" w:after="159" w:line="256" w:lineRule="auto"/>
               <w:rPr>
-                <w:rFonts w:ascii="Arial" w:eastAsia="Times New Roman" w:hAnsi="Arial" w:cs="Arial"/>
+                <w:rFonts w:ascii="Times New Roman" w:eastAsia="Times New Roman" w:hAnsi="Times New Roman" w:cs="Times New Roman"/>
                 <w:lang w:eastAsia="ru-RU"/>
               </w:rPr>
             </w:pPr>
@@ -51,12 +51,13 @@
             <w:pPr>
               <w:spacing w:before="100" w:beforeAutospacing="1" w:after="159" w:line="256" w:lineRule="auto"/>
               <w:rPr>
-                <w:rFonts w:ascii="Arial" w:eastAsia="Times New Roman" w:hAnsi="Arial" w:cs="Arial"/>
+                <w:rFonts w:ascii="Times New Roman" w:eastAsia="Times New Roman" w:hAnsi="Times New Roman" w:cs="Times New Roman"/>
                 <w:lang w:eastAsia="ru-RU"/>
               </w:rPr>
             </w:pPr>
             <w:r>
               <w:rPr>
+                <w:rFonts w:ascii="Times New Roman" w:hAnsi="Times New Roman" w:cs="Times New Roman"/>
                 <w:noProof/>
                 <w:lang w:eastAsia="ru-RU"/>
               </w:rPr>
@@ -78,7 +79,7 @@
                           </pic:cNvPicPr>
                         </pic:nvPicPr>
                         <pic:blipFill>
-                          <a:blip r:embed="rId6">
+                          <a:blip r:embed="rId7">
                             <a:extLst>
                               <a:ext uri="{28A0092B-C50C-407E-A947-70E740481C1C}">
                                 <a14:useLocalDpi xmlns:a14="http://schemas.microsoft.com/office/drawing/2010/main" val="0"/>
@@ -134,29 +135,47 @@
               <w:ind w:left="425" w:right="204"/>
               <w:jc w:val="center"/>
               <w:rPr>
-                <w:rFonts w:ascii="Arial" w:eastAsia="Times New Roman" w:hAnsi="Arial" w:cs="Arial"/>
+                <w:rFonts w:ascii="Times New Roman" w:eastAsia="Times New Roman" w:hAnsi="Times New Roman" w:cs="Times New Roman"/>
                 <w:lang w:eastAsia="ru-RU"/>
               </w:rPr>
             </w:pPr>
             <w:r>
               <w:rPr>
-                <w:rFonts w:ascii="Arial" w:eastAsia="Times New Roman" w:hAnsi="Arial" w:cs="Arial"/>
+                <w:rFonts w:ascii="Times New Roman" w:eastAsia="Times New Roman" w:hAnsi="Times New Roman" w:cs="Times New Roman"/>
                 <w:b/>
                 <w:bCs/>
                 <w:lang w:eastAsia="ru-RU"/>
               </w:rPr>
-              <w:t>Министерство науки и высшего образования Российской Федерации Федеральное государственное бюджетное образовательное учреждение высшего образования</w:t>
+              <w:t xml:space="preserve">Министерство науки и высшего образования Российской Федерации Федеральное государственное </w:t>
             </w:r>
             <w:r>
               <w:rPr>
-                <w:rFonts w:ascii="Arial" w:eastAsia="Times New Roman" w:hAnsi="Arial" w:cs="Arial"/>
+                <w:rFonts w:ascii="Times New Roman" w:eastAsia="Times New Roman" w:hAnsi="Times New Roman" w:cs="Times New Roman"/>
+                <w:b/>
+                <w:bCs/>
+                <w:lang w:eastAsia="ru-RU"/>
+              </w:rPr>
+              <w:t>автономное</w:t>
+            </w:r>
+            <w:r>
+              <w:rPr>
+                <w:rFonts w:ascii="Times New Roman" w:eastAsia="Times New Roman" w:hAnsi="Times New Roman" w:cs="Times New Roman"/>
+                <w:b/>
+                <w:bCs/>
+                <w:lang w:eastAsia="ru-RU"/>
+              </w:rPr>
+              <w:t xml:space="preserve"> образовательное учреждение высшего образования</w:t>
+            </w:r>
+            <w:r>
+              <w:rPr>
+                <w:rFonts w:ascii="Times New Roman" w:eastAsia="Times New Roman" w:hAnsi="Times New Roman" w:cs="Times New Roman"/>
                 <w:lang w:eastAsia="ru-RU"/>
               </w:rPr>
               <w:t xml:space="preserve"> </w:t>
             </w:r>
             <w:r>
               <w:rPr>
-                <w:rFonts w:ascii="Arial" w:eastAsia="Times New Roman" w:hAnsi="Arial" w:cs="Arial"/>
+                <w:rFonts w:ascii="Times New Roman" w:eastAsia="Times New Roman" w:hAnsi="Times New Roman" w:cs="Times New Roman"/>
                 <w:b/>
                 <w:bCs/>
                 <w:lang w:eastAsia="ru-RU"/>
@@ -165,14 +184,14 @@
             </w:r>
             <w:r>
               <w:rPr>
-                <w:rFonts w:ascii="Arial" w:eastAsia="Times New Roman" w:hAnsi="Arial" w:cs="Arial"/>
+                <w:rFonts w:ascii="Times New Roman" w:eastAsia="Times New Roman" w:hAnsi="Times New Roman" w:cs="Times New Roman"/>
                 <w:lang w:eastAsia="ru-RU"/>
               </w:rPr>
               <w:t xml:space="preserve"> </w:t>
             </w:r>
             <w:r>
               <w:rPr>
-                <w:rFonts w:ascii="Arial" w:eastAsia="Times New Roman" w:hAnsi="Arial" w:cs="Arial"/>
+                <w:rFonts w:ascii="Times New Roman" w:eastAsia="Times New Roman" w:hAnsi="Times New Roman" w:cs="Times New Roman"/>
                 <w:b/>
                 <w:bCs/>
                 <w:lang w:eastAsia="ru-RU"/>
@@ -187,20 +206,20 @@
       <w:pPr>
         <w:spacing w:before="210" w:after="142"/>
         <w:rPr>
-          <w:rFonts w:ascii="Arial" w:eastAsia="Times New Roman" w:hAnsi="Arial" w:cs="Arial"/>
+          <w:rFonts w:ascii="Times New Roman" w:eastAsia="Times New Roman" w:hAnsi="Times New Roman" w:cs="Times New Roman"/>
           <w:lang w:eastAsia="ru-RU"/>
         </w:rPr>
       </w:pPr>
       <w:r>
         <w:rPr>
-          <w:rFonts w:ascii="Arial" w:eastAsia="Times New Roman" w:hAnsi="Arial" w:cs="Arial"/>
+          <w:rFonts w:ascii="Times New Roman" w:eastAsia="Times New Roman" w:hAnsi="Times New Roman" w:cs="Times New Roman"/>
           <w:lang w:eastAsia="ru-RU"/>
         </w:rPr>
         <w:t>ФАКУЛЬТЕТ</w:t>
       </w:r>
       <w:r>
         <w:rPr>
-          <w:rFonts w:ascii="Arial" w:eastAsia="Times New Roman" w:hAnsi="Arial" w:cs="Arial"/>
+          <w:rFonts w:ascii="Times New Roman" w:eastAsia="Times New Roman" w:hAnsi="Times New Roman" w:cs="Times New Roman"/>
           <w:u w:val="single"/>
           <w:lang w:eastAsia="ru-RU"/>
         </w:rPr>
@@ -208,7 +227,7 @@
       </w:r>
       <w:r>
         <w:rPr>
-          <w:rFonts w:ascii="Arial" w:eastAsia="Times New Roman" w:hAnsi="Arial" w:cs="Arial"/>
+          <w:rFonts w:ascii="Times New Roman" w:eastAsia="Times New Roman" w:hAnsi="Times New Roman" w:cs="Times New Roman"/>
           <w:sz w:val="24"/>
           <w:szCs w:val="28"/>
           <w:u w:val="single"/>
@@ -221,20 +240,20 @@
       <w:pPr>
         <w:spacing w:before="100" w:beforeAutospacing="1" w:after="142"/>
         <w:rPr>
-          <w:rFonts w:ascii="Arial" w:eastAsia="Times New Roman" w:hAnsi="Arial" w:cs="Arial"/>
+          <w:rFonts w:ascii="Times New Roman" w:eastAsia="Times New Roman" w:hAnsi="Times New Roman" w:cs="Times New Roman"/>
           <w:lang w:eastAsia="ru-RU"/>
         </w:rPr>
       </w:pPr>
       <w:r>
         <w:rPr>
-          <w:rFonts w:ascii="Arial" w:eastAsia="Times New Roman" w:hAnsi="Arial" w:cs="Arial"/>
+          <w:rFonts w:ascii="Times New Roman" w:eastAsia="Times New Roman" w:hAnsi="Times New Roman" w:cs="Times New Roman"/>
           <w:lang w:eastAsia="ru-RU"/>
         </w:rPr>
         <w:t>КАФЕДРА</w:t>
       </w:r>
       <w:r>
         <w:rPr>
-          <w:rFonts w:ascii="Arial" w:eastAsia="Times New Roman" w:hAnsi="Arial" w:cs="Arial"/>
+          <w:rFonts w:ascii="Times New Roman" w:eastAsia="Times New Roman" w:hAnsi="Times New Roman" w:cs="Times New Roman"/>
           <w:u w:val="single"/>
           <w:lang w:eastAsia="ru-RU"/>
         </w:rPr>
@@ -242,7 +261,7 @@
       </w:r>
       <w:r>
         <w:rPr>
-          <w:rFonts w:ascii="Arial" w:eastAsia="Times New Roman" w:hAnsi="Arial" w:cs="Arial"/>
+          <w:rFonts w:ascii="Times New Roman" w:eastAsia="Times New Roman" w:hAnsi="Times New Roman" w:cs="Times New Roman"/>
           <w:sz w:val="24"/>
           <w:u w:val="single"/>
           <w:lang w:eastAsia="ru-RU"/>
@@ -255,13 +274,13 @@
         <w:suppressAutoHyphens w:val="0"/>
         <w:spacing w:before="100" w:beforeAutospacing="1" w:after="142"/>
         <w:rPr>
-          <w:rFonts w:ascii="Arial" w:eastAsia="Times New Roman" w:hAnsi="Arial" w:cs="Arial"/>
+          <w:rFonts w:ascii="Times New Roman" w:eastAsia="Times New Roman" w:hAnsi="Times New Roman" w:cs="Times New Roman"/>
           <w:lang w:eastAsia="ru-RU"/>
         </w:rPr>
       </w:pPr>
       <w:r>
         <w:rPr>
-          <w:rFonts w:ascii="Arial" w:eastAsia="Times New Roman" w:hAnsi="Arial" w:cs="Arial"/>
+          <w:rFonts w:ascii="Times New Roman" w:eastAsia="Times New Roman" w:hAnsi="Times New Roman" w:cs="Times New Roman"/>
           <w:lang w:eastAsia="ru-RU"/>
         </w:rPr>
         <w:t> </w:t>
@@ -273,7 +292,7 @@
         <w:spacing w:before="100" w:beforeAutospacing="1" w:after="142"/>
         <w:jc w:val="center"/>
         <w:rPr>
-          <w:rFonts w:ascii="Arial" w:eastAsia="Times New Roman" w:hAnsi="Arial" w:cs="Arial"/>
+          <w:rFonts w:ascii="Times New Roman" w:eastAsia="Times New Roman" w:hAnsi="Times New Roman" w:cs="Times New Roman"/>
           <w:sz w:val="44"/>
           <w:szCs w:val="44"/>
           <w:lang w:eastAsia="ru-RU"/>
@@ -281,7 +300,7 @@
       </w:pPr>
       <w:r>
         <w:rPr>
-          <w:rFonts w:ascii="Arial" w:eastAsia="Times New Roman" w:hAnsi="Arial" w:cs="Arial"/>
+          <w:rFonts w:ascii="Times New Roman" w:eastAsia="Times New Roman" w:hAnsi="Times New Roman" w:cs="Times New Roman"/>
           <w:b/>
           <w:bCs/>
           <w:sz w:val="44"/>
@@ -298,14 +317,14 @@
         <w:ind w:left="75" w:right="75"/>
         <w:jc w:val="center"/>
         <w:rPr>
-          <w:rFonts w:ascii="Arial" w:hAnsi="Arial" w:cs="Arial"/>
+          <w:rFonts w:ascii="Times New Roman" w:hAnsi="Times New Roman" w:cs="Times New Roman"/>
           <w:sz w:val="44"/>
           <w:szCs w:val="44"/>
         </w:rPr>
       </w:pPr>
       <w:r>
         <w:rPr>
-          <w:rFonts w:ascii="Arial" w:hAnsi="Arial" w:cs="Arial"/>
+          <w:rFonts w:ascii="Times New Roman" w:hAnsi="Times New Roman" w:cs="Times New Roman"/>
           <w:sz w:val="44"/>
           <w:szCs w:val="44"/>
         </w:rPr>
@@ -319,7 +338,7 @@
         <w:ind w:left="75" w:right="75"/>
         <w:jc w:val="center"/>
         <w:rPr>
-          <w:rFonts w:ascii="Arial" w:hAnsi="Arial" w:cs="Arial"/>
+          <w:rFonts w:ascii="Times New Roman" w:hAnsi="Times New Roman" w:cs="Times New Roman"/>
           <w:b/>
           <w:bCs/>
           <w:sz w:val="44"/>
@@ -328,27 +347,11 @@
       </w:pPr>
       <w:r>
         <w:rPr>
-          <w:rFonts w:ascii="Arial" w:hAnsi="Arial" w:cs="Arial"/>
+          <w:rFonts w:ascii="Times New Roman" w:hAnsi="Times New Roman" w:cs="Times New Roman"/>
           <w:sz w:val="44"/>
           <w:szCs w:val="44"/>
         </w:rPr>
-        <w:t>«</w:t>
-      </w:r>
-      <w:r>
-        <w:rPr>
-          <w:rFonts w:ascii="Arial" w:hAnsi="Arial" w:cs="Arial"/>
-          <w:sz w:val="44"/>
-          <w:szCs w:val="44"/>
-        </w:rPr>
-        <w:t>Технологии разработки программного обеспечения</w:t>
-      </w:r>
-      <w:r>
-        <w:rPr>
-          <w:rFonts w:ascii="Arial" w:hAnsi="Arial" w:cs="Arial"/>
-          <w:sz w:val="44"/>
-          <w:szCs w:val="44"/>
-        </w:rPr>
-        <w:t>»</w:t>
+        <w:t>«Технологии разработки программного обеспечения»</w:t>
       </w:r>
     </w:p>
     <w:p>
@@ -356,7 +359,6 @@
         <w:pStyle w:val="210"/>
         <w:jc w:val="center"/>
         <w:rPr>
-          <w:rFonts w:ascii="Arial" w:hAnsi="Arial" w:cs="Arial"/>
           <w:b/>
           <w:bCs/>
           <w:sz w:val="32"/>
@@ -365,7 +367,6 @@
       </w:pPr>
       <w:r>
         <w:rPr>
-          <w:rFonts w:ascii="Arial" w:hAnsi="Arial" w:cs="Arial"/>
           <w:b/>
           <w:bCs/>
           <w:sz w:val="44"/>
@@ -375,7 +376,6 @@
       </w:r>
       <w:r>
         <w:rPr>
-          <w:rFonts w:ascii="Arial" w:hAnsi="Arial" w:cs="Arial"/>
           <w:b/>
           <w:bCs/>
           <w:sz w:val="32"/>
@@ -390,7 +390,6 @@
         <w:ind w:firstLine="0"/>
         <w:jc w:val="center"/>
         <w:rPr>
-          <w:rFonts w:ascii="Arial" w:hAnsi="Arial" w:cs="Arial"/>
           <w:b/>
           <w:bCs/>
           <w:sz w:val="44"/>
@@ -399,29 +398,15 @@
       </w:pPr>
       <w:r>
         <w:rPr>
-          <w:rFonts w:ascii="Arial" w:hAnsi="Arial" w:cs="Arial"/>
           <w:b/>
           <w:bCs/>
           <w:sz w:val="32"/>
           <w:szCs w:val="44"/>
         </w:rPr>
-        <w:t xml:space="preserve">проекта на примере утилиты </w:t>
-      </w:r>
-      <w:proofErr w:type="spellStart"/>
-      <w:r>
-        <w:rPr>
-          <w:rFonts w:ascii="Arial" w:hAnsi="Arial" w:cs="Arial"/>
-          <w:b/>
-          <w:bCs/>
-          <w:sz w:val="32"/>
-          <w:szCs w:val="44"/>
-        </w:rPr>
-        <w:t>Git</w:t>
-      </w:r>
-      <w:proofErr w:type="spellEnd"/>
-      <w:r>
-        <w:rPr>
-          <w:rFonts w:ascii="Arial" w:hAnsi="Arial" w:cs="Arial"/>
+        <w:t>проекта на примере утилиты Git</w:t>
+      </w:r>
+      <w:r>
+        <w:rPr>
           <w:b/>
           <w:bCs/>
           <w:sz w:val="44"/>
@@ -435,7 +420,7 @@
         <w:suppressAutoHyphens w:val="0"/>
         <w:spacing w:before="100" w:beforeAutospacing="1" w:after="240"/>
         <w:rPr>
-          <w:rFonts w:ascii="Arial" w:eastAsia="Times New Roman" w:hAnsi="Arial" w:cs="Arial"/>
+          <w:rFonts w:ascii="Times New Roman" w:eastAsia="Times New Roman" w:hAnsi="Times New Roman" w:cs="Times New Roman"/>
           <w:lang w:eastAsia="ru-RU"/>
         </w:rPr>
       </w:pPr>
@@ -445,13 +430,13 @@
         <w:suppressAutoHyphens w:val="0"/>
         <w:spacing w:before="100" w:beforeAutospacing="1" w:after="142"/>
         <w:rPr>
-          <w:rFonts w:ascii="Arial" w:eastAsia="Times New Roman" w:hAnsi="Arial" w:cs="Arial"/>
+          <w:rFonts w:ascii="Times New Roman" w:eastAsia="Times New Roman" w:hAnsi="Times New Roman" w:cs="Times New Roman"/>
           <w:lang w:eastAsia="ru-RU"/>
         </w:rPr>
       </w:pPr>
       <w:r>
         <w:rPr>
-          <w:rFonts w:ascii="Arial" w:eastAsia="Times New Roman" w:hAnsi="Arial" w:cs="Arial"/>
+          <w:rFonts w:ascii="Times New Roman" w:eastAsia="Times New Roman" w:hAnsi="Times New Roman" w:cs="Times New Roman"/>
           <w:lang w:eastAsia="ru-RU"/>
         </w:rPr>
         <w:t>Подготовил:</w:t>
@@ -462,34 +447,20 @@
         <w:suppressAutoHyphens w:val="0"/>
         <w:spacing w:before="100" w:beforeAutospacing="1" w:after="142"/>
         <w:rPr>
-          <w:rFonts w:ascii="Arial" w:eastAsia="Times New Roman" w:hAnsi="Arial" w:cs="Arial"/>
+          <w:rFonts w:ascii="Times New Roman" w:eastAsia="Times New Roman" w:hAnsi="Times New Roman" w:cs="Times New Roman"/>
           <w:lang w:eastAsia="ru-RU"/>
         </w:rPr>
       </w:pPr>
       <w:r>
         <w:rPr>
-          <w:rFonts w:ascii="Arial" w:eastAsia="Times New Roman" w:hAnsi="Arial" w:cs="Arial"/>
+          <w:rFonts w:ascii="Times New Roman" w:eastAsia="Times New Roman" w:hAnsi="Times New Roman" w:cs="Times New Roman"/>
           <w:lang w:eastAsia="ru-RU"/>
         </w:rPr>
-        <w:t>Студент</w:t>
-      </w:r>
-      <w:r>
-        <w:rPr>
-          <w:rFonts w:ascii="Arial" w:eastAsia="Times New Roman" w:hAnsi="Arial" w:cs="Arial"/>
-          <w:lang w:eastAsia="ru-RU"/>
-        </w:rPr>
-        <w:t xml:space="preserve"> группы</w:t>
-      </w:r>
-      <w:r>
-        <w:rPr>
-          <w:rFonts w:ascii="Arial" w:eastAsia="Times New Roman" w:hAnsi="Arial" w:cs="Arial"/>
-          <w:lang w:eastAsia="ru-RU"/>
-        </w:rPr>
-        <w:t xml:space="preserve"> </w:t>
-      </w:r>
-      <w:r>
-        <w:rPr>
-          <w:rFonts w:ascii="Arial" w:eastAsia="Times New Roman" w:hAnsi="Arial" w:cs="Arial"/>
+        <w:t xml:space="preserve">Студент группы </w:t>
+      </w:r>
+      <w:r>
+        <w:rPr>
+          <w:rFonts w:ascii="Times New Roman" w:eastAsia="Times New Roman" w:hAnsi="Times New Roman" w:cs="Times New Roman"/>
           <w:b/>
           <w:bCs/>
           <w:lang w:eastAsia="ru-RU"/>
@@ -502,7 +473,7 @@
         <w:suppressAutoHyphens w:val="0"/>
         <w:spacing w:before="100" w:beforeAutospacing="1" w:after="142"/>
         <w:rPr>
-          <w:rFonts w:ascii="Arial" w:eastAsia="Times New Roman" w:hAnsi="Arial" w:cs="Arial"/>
+          <w:rFonts w:ascii="Times New Roman" w:eastAsia="Times New Roman" w:hAnsi="Times New Roman" w:cs="Times New Roman"/>
           <w:b/>
           <w:bCs/>
           <w:lang w:eastAsia="ru-RU"/>
@@ -510,155 +481,82 @@
       </w:pPr>
       <w:r>
         <w:rPr>
-          <w:rFonts w:ascii="Arial" w:eastAsia="Times New Roman" w:hAnsi="Arial" w:cs="Arial"/>
+          <w:rFonts w:ascii="Times New Roman" w:eastAsia="Times New Roman" w:hAnsi="Times New Roman" w:cs="Times New Roman"/>
           <w:b/>
           <w:bCs/>
           <w:lang w:eastAsia="ru-RU"/>
         </w:rPr>
-        <w:t>Пермяков</w:t>
-      </w:r>
-      <w:r>
-        <w:rPr>
-          <w:rFonts w:ascii="Arial" w:eastAsia="Times New Roman" w:hAnsi="Arial" w:cs="Arial"/>
+        <w:t xml:space="preserve">Пермяков Д.К. </w:t>
+      </w:r>
+    </w:p>
+    <w:p>
+      <w:pPr>
+        <w:suppressAutoHyphens w:val="0"/>
+        <w:spacing w:before="100" w:beforeAutospacing="1" w:after="142"/>
+        <w:rPr>
+          <w:rFonts w:ascii="Times New Roman" w:eastAsia="Times New Roman" w:hAnsi="Times New Roman" w:cs="Times New Roman"/>
+          <w:lang w:eastAsia="ru-RU"/>
+        </w:rPr>
+      </w:pPr>
+      <w:r>
+        <w:rPr>
+          <w:rFonts w:ascii="Times New Roman" w:eastAsia="Times New Roman" w:hAnsi="Times New Roman" w:cs="Times New Roman"/>
+          <w:lang w:eastAsia="ru-RU"/>
+        </w:rPr>
+        <w:t>09</w:t>
+      </w:r>
+      <w:r>
+        <w:rPr>
+          <w:rFonts w:ascii="Times New Roman" w:eastAsia="Times New Roman" w:hAnsi="Times New Roman" w:cs="Times New Roman"/>
+          <w:lang w:eastAsia="ru-RU"/>
+        </w:rPr>
+        <w:t>.09.2025</w:t>
+      </w:r>
+    </w:p>
+    <w:p>
+      <w:pPr>
+        <w:suppressAutoHyphens w:val="0"/>
+        <w:spacing w:before="100" w:beforeAutospacing="1" w:after="142"/>
+        <w:rPr>
+          <w:rFonts w:ascii="Times New Roman" w:eastAsia="Times New Roman" w:hAnsi="Times New Roman" w:cs="Times New Roman"/>
+          <w:lang w:eastAsia="ru-RU"/>
+        </w:rPr>
+      </w:pPr>
+    </w:p>
+    <w:p>
+      <w:pPr>
+        <w:suppressAutoHyphens w:val="0"/>
+        <w:spacing w:before="100" w:beforeAutospacing="1" w:after="142"/>
+        <w:rPr>
+          <w:rFonts w:ascii="Times New Roman" w:eastAsia="Times New Roman" w:hAnsi="Times New Roman" w:cs="Times New Roman"/>
+          <w:lang w:eastAsia="ru-RU"/>
+        </w:rPr>
+      </w:pPr>
+      <w:r>
+        <w:rPr>
+          <w:rFonts w:ascii="Times New Roman" w:eastAsia="Times New Roman" w:hAnsi="Times New Roman" w:cs="Times New Roman"/>
+          <w:lang w:eastAsia="ru-RU"/>
+        </w:rPr>
+        <w:t>Проверила:</w:t>
+      </w:r>
+    </w:p>
+    <w:p>
+      <w:pPr>
+        <w:suppressAutoHyphens w:val="0"/>
+        <w:spacing w:before="100" w:beforeAutospacing="1" w:after="142"/>
+        <w:rPr>
+          <w:rFonts w:ascii="Times New Roman" w:eastAsia="Times New Roman" w:hAnsi="Times New Roman" w:cs="Times New Roman"/>
+          <w:lang w:eastAsia="ru-RU"/>
+        </w:rPr>
+      </w:pPr>
+      <w:r>
+        <w:rPr>
+          <w:rFonts w:ascii="Times New Roman" w:eastAsia="Times New Roman" w:hAnsi="Times New Roman" w:cs="Times New Roman"/>
           <w:b/>
           <w:bCs/>
           <w:lang w:eastAsia="ru-RU"/>
         </w:rPr>
-        <w:t xml:space="preserve"> Д.</w:t>
-      </w:r>
-      <w:r>
-        <w:rPr>
-          <w:rFonts w:ascii="Arial" w:eastAsia="Times New Roman" w:hAnsi="Arial" w:cs="Arial"/>
-          <w:b/>
-          <w:bCs/>
-          <w:lang w:eastAsia="ru-RU"/>
-        </w:rPr>
-        <w:t>К</w:t>
-      </w:r>
-      <w:r>
-        <w:rPr>
-          <w:rFonts w:ascii="Arial" w:eastAsia="Times New Roman" w:hAnsi="Arial" w:cs="Arial"/>
-          <w:b/>
-          <w:bCs/>
-          <w:lang w:eastAsia="ru-RU"/>
-        </w:rPr>
-        <w:t xml:space="preserve">. </w:t>
-      </w:r>
-    </w:p>
-    <w:p>
-      <w:pPr>
-        <w:suppressAutoHyphens w:val="0"/>
-        <w:spacing w:before="100" w:beforeAutospacing="1" w:after="142"/>
-        <w:rPr>
-          <w:rFonts w:ascii="Arial" w:eastAsia="Times New Roman" w:hAnsi="Arial" w:cs="Arial"/>
-          <w:lang w:eastAsia="ru-RU"/>
-        </w:rPr>
-      </w:pPr>
-      <w:r>
-        <w:rPr>
-          <w:rFonts w:ascii="Arial" w:eastAsia="Times New Roman" w:hAnsi="Arial" w:cs="Arial"/>
-          <w:lang w:eastAsia="ru-RU"/>
-        </w:rPr>
-        <w:t>09</w:t>
-      </w:r>
-      <w:r>
-        <w:rPr>
-          <w:rFonts w:ascii="Arial" w:eastAsia="Times New Roman" w:hAnsi="Arial" w:cs="Arial"/>
-          <w:lang w:eastAsia="ru-RU"/>
-        </w:rPr>
-        <w:t>.09</w:t>
-      </w:r>
-      <w:r>
-        <w:rPr>
-          <w:rFonts w:ascii="Arial" w:eastAsia="Times New Roman" w:hAnsi="Arial" w:cs="Arial"/>
-          <w:lang w:eastAsia="ru-RU"/>
-        </w:rPr>
-        <w:t>.202</w:t>
-      </w:r>
-      <w:r>
-        <w:rPr>
-          <w:rFonts w:ascii="Arial" w:eastAsia="Times New Roman" w:hAnsi="Arial" w:cs="Arial"/>
-          <w:lang w:eastAsia="ru-RU"/>
-        </w:rPr>
-        <w:t>5</w:t>
-      </w:r>
-    </w:p>
-    <w:p>
-      <w:pPr>
-        <w:suppressAutoHyphens w:val="0"/>
-        <w:spacing w:before="100" w:beforeAutospacing="1" w:after="142"/>
-        <w:rPr>
-          <w:rFonts w:ascii="Arial" w:eastAsia="Times New Roman" w:hAnsi="Arial" w:cs="Arial"/>
-          <w:lang w:eastAsia="ru-RU"/>
-        </w:rPr>
-      </w:pPr>
-    </w:p>
-    <w:p>
-      <w:pPr>
-        <w:suppressAutoHyphens w:val="0"/>
-        <w:spacing w:before="100" w:beforeAutospacing="1" w:after="142"/>
-        <w:rPr>
-          <w:rFonts w:ascii="Arial" w:eastAsia="Times New Roman" w:hAnsi="Arial" w:cs="Arial"/>
-          <w:lang w:eastAsia="ru-RU"/>
-        </w:rPr>
-      </w:pPr>
-      <w:r>
-        <w:rPr>
-          <w:rFonts w:ascii="Arial" w:eastAsia="Times New Roman" w:hAnsi="Arial" w:cs="Arial"/>
-          <w:lang w:eastAsia="ru-RU"/>
-        </w:rPr>
-        <w:t>Проверил</w:t>
-      </w:r>
-      <w:r>
-        <w:rPr>
-          <w:rFonts w:ascii="Arial" w:eastAsia="Times New Roman" w:hAnsi="Arial" w:cs="Arial"/>
-          <w:lang w:eastAsia="ru-RU"/>
-        </w:rPr>
-        <w:t>а</w:t>
-      </w:r>
-      <w:r>
-        <w:rPr>
-          <w:rFonts w:ascii="Arial" w:eastAsia="Times New Roman" w:hAnsi="Arial" w:cs="Arial"/>
-          <w:lang w:eastAsia="ru-RU"/>
-        </w:rPr>
-        <w:t>:</w:t>
-      </w:r>
-    </w:p>
-    <w:p>
-      <w:pPr>
-        <w:suppressAutoHyphens w:val="0"/>
-        <w:spacing w:before="100" w:beforeAutospacing="1" w:after="142"/>
-        <w:rPr>
-          <w:rFonts w:ascii="Arial" w:eastAsia="Times New Roman" w:hAnsi="Arial" w:cs="Arial"/>
-          <w:lang w:eastAsia="ru-RU"/>
-        </w:rPr>
-      </w:pPr>
-      <w:r>
-        <w:rPr>
-          <w:rFonts w:ascii="Arial" w:eastAsia="Times New Roman" w:hAnsi="Arial" w:cs="Arial"/>
-          <w:b/>
-          <w:bCs/>
-          <w:lang w:eastAsia="ru-RU"/>
-        </w:rPr>
-        <w:t>Виноградова М</w:t>
-      </w:r>
-      <w:r>
-        <w:rPr>
-          <w:rFonts w:ascii="Arial" w:eastAsia="Times New Roman" w:hAnsi="Arial" w:cs="Arial"/>
-          <w:b/>
-          <w:bCs/>
-          <w:lang w:eastAsia="ru-RU"/>
-        </w:rPr>
-        <w:t>.</w:t>
-      </w:r>
-      <w:r>
-        <w:rPr>
-          <w:rFonts w:ascii="Arial" w:eastAsia="Times New Roman" w:hAnsi="Arial" w:cs="Arial"/>
-          <w:b/>
-          <w:bCs/>
-          <w:lang w:eastAsia="ru-RU"/>
-        </w:rPr>
-        <w:t>В.</w:t>
+        <w:t>Виноградова М.В.</w:t>
       </w:r>
     </w:p>
     <w:p>
@@ -666,12 +564,12 @@
         <w:suppressAutoHyphens w:val="0"/>
         <w:spacing w:before="100" w:beforeAutospacing="1" w:after="142" w:line="256" w:lineRule="auto"/>
         <w:rPr>
-          <w:rFonts w:ascii="Arial" w:eastAsia="Times New Roman" w:hAnsi="Arial" w:cs="Arial"/>
+          <w:rFonts w:ascii="Times New Roman" w:eastAsia="Times New Roman" w:hAnsi="Times New Roman" w:cs="Times New Roman"/>
           <w:i/>
           <w:iCs/>
           <w:sz w:val="28"/>
           <w:szCs w:val="28"/>
-          <w:lang w:val="en-US" w:eastAsia="ru-RU"/>
+          <w:lang w:eastAsia="ru-RU"/>
         </w:rPr>
       </w:pPr>
     </w:p>
@@ -681,7 +579,7 @@
         <w:spacing w:before="100" w:beforeAutospacing="1" w:after="142" w:line="256" w:lineRule="auto"/>
         <w:jc w:val="center"/>
         <w:rPr>
-          <w:rFonts w:ascii="Arial" w:eastAsia="Times New Roman" w:hAnsi="Arial" w:cs="Arial"/>
+          <w:rFonts w:ascii="Times New Roman" w:eastAsia="Times New Roman" w:hAnsi="Times New Roman" w:cs="Times New Roman"/>
           <w:i/>
           <w:iCs/>
           <w:sz w:val="28"/>
@@ -696,46 +594,24 @@
         <w:spacing w:before="100" w:beforeAutospacing="1" w:after="142" w:line="256" w:lineRule="auto"/>
         <w:jc w:val="center"/>
         <w:rPr>
-          <w:rFonts w:ascii="Arial" w:eastAsia="Times New Roman" w:hAnsi="Arial" w:cs="Arial"/>
+          <w:rFonts w:ascii="Times New Roman" w:eastAsia="Times New Roman" w:hAnsi="Times New Roman" w:cs="Times New Roman"/>
           <w:lang w:eastAsia="ru-RU"/>
         </w:rPr>
       </w:pPr>
       <w:r>
         <w:rPr>
-          <w:rFonts w:ascii="Arial" w:eastAsia="Times New Roman" w:hAnsi="Arial" w:cs="Arial"/>
+          <w:rFonts w:ascii="Times New Roman" w:eastAsia="Times New Roman" w:hAnsi="Times New Roman" w:cs="Times New Roman"/>
           <w:i/>
           <w:iCs/>
           <w:sz w:val="28"/>
           <w:szCs w:val="28"/>
           <w:lang w:eastAsia="ru-RU"/>
         </w:rPr>
-        <w:t>20</w:t>
-      </w:r>
-      <w:r>
-        <w:rPr>
-          <w:rFonts w:ascii="Arial" w:eastAsia="Times New Roman" w:hAnsi="Arial" w:cs="Arial"/>
-          <w:i/>
-          <w:iCs/>
-          <w:sz w:val="28"/>
-          <w:szCs w:val="28"/>
-          <w:lang w:eastAsia="ru-RU"/>
-        </w:rPr>
-        <w:t>25</w:t>
-      </w:r>
-      <w:r>
-        <w:rPr>
-          <w:rFonts w:ascii="Arial" w:eastAsia="Times New Roman" w:hAnsi="Arial" w:cs="Arial"/>
-          <w:i/>
-          <w:iCs/>
-          <w:sz w:val="28"/>
-          <w:szCs w:val="28"/>
-          <w:lang w:eastAsia="ru-RU"/>
-        </w:rPr>
-        <w:t xml:space="preserve"> г</w:t>
-      </w:r>
-      <w:r>
-        <w:rPr>
-          <w:rFonts w:ascii="Arial" w:eastAsia="Times New Roman" w:hAnsi="Arial" w:cs="Arial"/>
+        <w:t>2025 г</w:t>
+      </w:r>
+      <w:r>
+        <w:rPr>
+          <w:rFonts w:ascii="Times New Roman" w:eastAsia="Times New Roman" w:hAnsi="Times New Roman" w:cs="Times New Roman"/>
           <w:lang w:eastAsia="ru-RU"/>
         </w:rPr>
         <w:t>.</w:t>
@@ -750,7 +626,6 @@
           <w:b/>
           <w:sz w:val="32"/>
           <w:szCs w:val="32"/>
-          <w:lang w:val="en-US"/>
         </w:rPr>
       </w:pPr>
       <w:r>
@@ -773,7 +648,6 @@
           <w:b/>
           <w:sz w:val="32"/>
           <w:szCs w:val="32"/>
-          <w:lang w:val="en-US"/>
         </w:rPr>
       </w:pPr>
     </w:p>
@@ -812,7 +686,6 @@
           <w:rFonts w:ascii="Times New Roman" w:hAnsi="Times New Roman" w:cs="Times New Roman"/>
           <w:sz w:val="28"/>
           <w:szCs w:val="28"/>
-          <w:lang w:val="en-US"/>
         </w:rPr>
       </w:pPr>
       <w:r>
@@ -854,7 +727,6 @@
           <w:rFonts w:ascii="Times New Roman" w:hAnsi="Times New Roman" w:cs="Times New Roman"/>
           <w:sz w:val="28"/>
           <w:szCs w:val="28"/>
-          <w:lang w:val="en-US"/>
         </w:rPr>
       </w:pPr>
     </w:p>
@@ -867,7 +739,6 @@
           <w:b/>
           <w:sz w:val="32"/>
           <w:szCs w:val="32"/>
-          <w:lang w:val="en-US"/>
         </w:rPr>
       </w:pPr>
       <w:r>
@@ -889,7 +760,6 @@
           <w:b/>
           <w:sz w:val="32"/>
           <w:szCs w:val="32"/>
-          <w:lang w:val="en-US"/>
         </w:rPr>
       </w:pPr>
     </w:p>
@@ -901,39 +771,45 @@
           <w:rFonts w:ascii="Times New Roman" w:hAnsi="Times New Roman" w:cs="Times New Roman"/>
           <w:sz w:val="28"/>
           <w:szCs w:val="28"/>
-          <w:lang w:val="en-US"/>
-        </w:rPr>
-      </w:pPr>
-      <w:r>
-        <w:rPr>
-          <w:rFonts w:ascii="Times New Roman" w:hAnsi="Times New Roman" w:cs="Times New Roman"/>
-          <w:sz w:val="28"/>
-          <w:szCs w:val="28"/>
-        </w:rPr>
-        <w:t>Создать репозиторий</w:t>
-      </w:r>
-      <w:r>
-        <w:rPr>
-          <w:rFonts w:ascii="Times New Roman" w:hAnsi="Times New Roman" w:cs="Times New Roman"/>
-          <w:sz w:val="28"/>
-          <w:szCs w:val="28"/>
-          <w:lang w:val="en-US"/>
-        </w:rPr>
-        <w:t xml:space="preserve">: </w:t>
-      </w:r>
-      <w:r>
-        <w:rPr>
-          <w:rFonts w:ascii="Arial" w:hAnsi="Arial" w:cs="Arial"/>
-          <w:sz w:val="24"/>
-          <w:szCs w:val="24"/>
-          <w:lang w:val="en-US"/>
-        </w:rPr>
-        <w:t xml:space="preserve">$ git </w:t>
+        </w:rPr>
+      </w:pPr>
+      <w:r>
+        <w:rPr>
+          <w:rFonts w:ascii="Times New Roman" w:hAnsi="Times New Roman" w:cs="Times New Roman"/>
+          <w:sz w:val="28"/>
+          <w:szCs w:val="28"/>
+        </w:rPr>
+        <w:t xml:space="preserve">Создать репозиторий: </w:t>
+      </w:r>
+      <w:r>
+        <w:rPr>
+          <w:rFonts w:ascii="Times New Roman" w:hAnsi="Times New Roman" w:cs="Times New Roman"/>
+          <w:sz w:val="24"/>
+          <w:szCs w:val="24"/>
+        </w:rPr>
+        <w:t xml:space="preserve">$ </w:t>
+      </w:r>
+      <w:r>
+        <w:rPr>
+          <w:rFonts w:ascii="Times New Roman" w:hAnsi="Times New Roman" w:cs="Times New Roman"/>
+          <w:sz w:val="24"/>
+          <w:szCs w:val="24"/>
+          <w:lang w:val="en-US"/>
+        </w:rPr>
+        <w:t>git</w:t>
+      </w:r>
+      <w:r>
+        <w:rPr>
+          <w:rFonts w:ascii="Times New Roman" w:hAnsi="Times New Roman" w:cs="Times New Roman"/>
+          <w:sz w:val="24"/>
+          <w:szCs w:val="24"/>
+        </w:rPr>
+        <w:t xml:space="preserve"> </w:t>
       </w:r>
       <w:proofErr w:type="spellStart"/>
       <w:r>
         <w:rPr>
-          <w:rFonts w:ascii="Arial" w:hAnsi="Arial" w:cs="Arial"/>
+          <w:rFonts w:ascii="Times New Roman" w:hAnsi="Times New Roman" w:cs="Times New Roman"/>
           <w:sz w:val="24"/>
           <w:szCs w:val="24"/>
           <w:lang w:val="en-US"/>
@@ -956,6 +832,7 @@
       <w:r>
         <w:rPr>
           <w:rFonts w:ascii="Times New Roman" w:hAnsi="Times New Roman" w:cs="Times New Roman"/>
+          <w:noProof/>
           <w:sz w:val="28"/>
           <w:szCs w:val="28"/>
           <w:lang w:val="en-US"/>
@@ -976,7 +853,7 @@
                     <pic:cNvPicPr/>
                   </pic:nvPicPr>
                   <pic:blipFill>
-                    <a:blip r:embed="rId7"/>
+                    <a:blip r:embed="rId8"/>
                     <a:stretch>
                       <a:fillRect/>
                     </a:stretch>
@@ -1000,15 +877,15 @@
     <w:p>
       <w:pPr>
         <w:rPr>
-          <w:rFonts w:ascii="Arial" w:hAnsi="Arial" w:cs="Arial"/>
-          <w:sz w:val="24"/>
-          <w:szCs w:val="24"/>
-          <w:lang w:val="en-US"/>
-        </w:rPr>
-      </w:pPr>
-      <w:r>
-        <w:rPr>
-          <w:rFonts w:ascii="Arial" w:hAnsi="Arial" w:cs="Arial"/>
+          <w:rFonts w:ascii="Times New Roman" w:hAnsi="Times New Roman" w:cs="Times New Roman"/>
+          <w:sz w:val="24"/>
+          <w:szCs w:val="24"/>
+          <w:lang w:val="en-US"/>
+        </w:rPr>
+      </w:pPr>
+      <w:r>
+        <w:rPr>
+          <w:rFonts w:ascii="Times New Roman" w:hAnsi="Times New Roman" w:cs="Times New Roman"/>
           <w:sz w:val="24"/>
           <w:szCs w:val="24"/>
           <w:lang w:val="en-US"/>
@@ -1030,6 +907,7 @@
       <w:r>
         <w:rPr>
           <w:rFonts w:ascii="Times New Roman" w:hAnsi="Times New Roman" w:cs="Times New Roman"/>
+          <w:noProof/>
           <w:sz w:val="28"/>
           <w:szCs w:val="28"/>
           <w:lang w:val="en-US"/>
@@ -1050,7 +928,7 @@
                     <pic:cNvPicPr/>
                   </pic:nvPicPr>
                   <pic:blipFill>
-                    <a:blip r:embed="rId8"/>
+                    <a:blip r:embed="rId9"/>
                     <a:stretch>
                       <a:fillRect/>
                     </a:stretch>
@@ -1078,6 +956,7 @@
           <w:rFonts w:ascii="Times New Roman" w:hAnsi="Times New Roman" w:cs="Times New Roman"/>
           <w:sz w:val="28"/>
           <w:szCs w:val="28"/>
+          <w:lang w:val="en-US"/>
         </w:rPr>
       </w:pPr>
       <w:proofErr w:type="spellStart"/>
@@ -1109,16 +988,7 @@
           <w:szCs w:val="28"/>
           <w:lang w:val="en-US"/>
         </w:rPr>
-        <w:t xml:space="preserve">$ </w:t>
-      </w:r>
-      <w:r>
-        <w:rPr>
-          <w:rFonts w:ascii="Times New Roman" w:hAnsi="Times New Roman" w:cs="Times New Roman"/>
-          <w:sz w:val="28"/>
-          <w:szCs w:val="28"/>
-          <w:lang w:val="en-US"/>
-        </w:rPr>
-        <w:t xml:space="preserve">git </w:t>
+        <w:t xml:space="preserve">$ git </w:t>
       </w:r>
       <w:proofErr w:type="gramStart"/>
       <w:r>
@@ -1149,16 +1019,7 @@
           <w:szCs w:val="28"/>
           <w:lang w:val="en-US"/>
         </w:rPr>
-        <w:t xml:space="preserve">$ </w:t>
-      </w:r>
-      <w:r>
-        <w:rPr>
-          <w:rFonts w:ascii="Times New Roman" w:hAnsi="Times New Roman" w:cs="Times New Roman"/>
-          <w:sz w:val="28"/>
-          <w:szCs w:val="28"/>
-          <w:lang w:val="en-US"/>
-        </w:rPr>
-        <w:t>git commit -m '</w:t>
+        <w:t>$ git commit -m '</w:t>
       </w:r>
       <w:r>
         <w:rPr>
@@ -1209,6 +1070,7 @@
       <w:r>
         <w:rPr>
           <w:rFonts w:ascii="Times New Roman" w:hAnsi="Times New Roman" w:cs="Times New Roman"/>
+          <w:noProof/>
           <w:sz w:val="28"/>
           <w:szCs w:val="28"/>
         </w:rPr>
@@ -1228,7 +1090,7 @@
                     <pic:cNvPicPr/>
                   </pic:nvPicPr>
                   <pic:blipFill>
-                    <a:blip r:embed="rId9"/>
+                    <a:blip r:embed="rId10"/>
                     <a:stretch>
                       <a:fillRect/>
                     </a:stretch>
@@ -1280,6 +1142,7 @@
       <w:r>
         <w:rPr>
           <w:rFonts w:ascii="Times New Roman" w:hAnsi="Times New Roman" w:cs="Times New Roman"/>
+          <w:noProof/>
           <w:sz w:val="28"/>
           <w:szCs w:val="28"/>
         </w:rPr>
@@ -1299,7 +1162,7 @@
                     <pic:cNvPicPr/>
                   </pic:nvPicPr>
                   <pic:blipFill>
-                    <a:blip r:embed="rId10"/>
+                    <a:blip r:embed="rId11"/>
                     <a:stretch>
                       <a:fillRect/>
                     </a:stretch>
@@ -1352,6 +1215,7 @@
       <w:r>
         <w:rPr>
           <w:rFonts w:ascii="Times New Roman" w:hAnsi="Times New Roman" w:cs="Times New Roman"/>
+          <w:noProof/>
           <w:sz w:val="28"/>
           <w:szCs w:val="28"/>
         </w:rPr>
@@ -1371,7 +1235,7 @@
                     <pic:cNvPicPr/>
                   </pic:nvPicPr>
                   <pic:blipFill>
-                    <a:blip r:embed="rId11"/>
+                    <a:blip r:embed="rId12"/>
                     <a:stretch>
                       <a:fillRect/>
                     </a:stretch>
@@ -1405,61 +1269,78 @@
     <w:p>
       <w:pPr>
         <w:rPr>
-          <w:rFonts w:ascii="Arial" w:hAnsi="Arial" w:cs="Arial"/>
-          <w:sz w:val="24"/>
-          <w:szCs w:val="24"/>
-          <w:lang w:val="en-US"/>
-        </w:rPr>
-      </w:pPr>
-      <w:r>
-        <w:rPr>
-          <w:rFonts w:ascii="Arial" w:hAnsi="Arial" w:cs="Arial"/>
+          <w:rFonts w:ascii="Times New Roman" w:hAnsi="Times New Roman" w:cs="Times New Roman"/>
+          <w:sz w:val="24"/>
+          <w:szCs w:val="24"/>
+          <w:lang w:val="en-US"/>
+        </w:rPr>
+      </w:pPr>
+      <w:r>
+        <w:rPr>
+          <w:rFonts w:ascii="Times New Roman" w:hAnsi="Times New Roman" w:cs="Times New Roman"/>
           <w:sz w:val="24"/>
           <w:szCs w:val="24"/>
         </w:rPr>
         <w:lastRenderedPageBreak/>
-        <w:t>С</w:t>
-      </w:r>
-      <w:r>
-        <w:rPr>
-          <w:rFonts w:ascii="Arial" w:hAnsi="Arial" w:cs="Arial"/>
-          <w:sz w:val="24"/>
-          <w:szCs w:val="24"/>
-        </w:rPr>
-        <w:t>делал новую ветку</w:t>
-      </w:r>
-    </w:p>
-    <w:p>
-      <w:pPr>
-        <w:rPr>
-          <w:rFonts w:ascii="Arial" w:hAnsi="Arial" w:cs="Arial"/>
-          <w:sz w:val="24"/>
-          <w:szCs w:val="24"/>
-          <w:lang w:val="en-US"/>
-        </w:rPr>
-      </w:pPr>
-      <w:r>
-        <w:rPr>
-          <w:rFonts w:ascii="Arial" w:hAnsi="Arial" w:cs="Arial"/>
-          <w:sz w:val="24"/>
-          <w:szCs w:val="24"/>
-          <w:lang w:val="en-US"/>
-        </w:rPr>
-        <w:t xml:space="preserve">$ </w:t>
-      </w:r>
-      <w:r>
-        <w:rPr>
-          <w:rFonts w:ascii="Arial" w:hAnsi="Arial" w:cs="Arial"/>
-          <w:sz w:val="24"/>
-          <w:szCs w:val="24"/>
-          <w:lang w:val="en-US"/>
-        </w:rPr>
-        <w:t>git checkout -b feature/</w:t>
+        <w:t>Сделал</w:t>
+      </w:r>
+      <w:r>
+        <w:rPr>
+          <w:rFonts w:ascii="Times New Roman" w:hAnsi="Times New Roman" w:cs="Times New Roman"/>
+          <w:sz w:val="24"/>
+          <w:szCs w:val="24"/>
+          <w:lang w:val="en-US"/>
+        </w:rPr>
+        <w:t xml:space="preserve"> </w:t>
+      </w:r>
+      <w:r>
+        <w:rPr>
+          <w:rFonts w:ascii="Times New Roman" w:hAnsi="Times New Roman" w:cs="Times New Roman"/>
+          <w:sz w:val="24"/>
+          <w:szCs w:val="24"/>
+        </w:rPr>
+        <w:t>новую</w:t>
+      </w:r>
+      <w:r>
+        <w:rPr>
+          <w:rFonts w:ascii="Times New Roman" w:hAnsi="Times New Roman" w:cs="Times New Roman"/>
+          <w:sz w:val="24"/>
+          <w:szCs w:val="24"/>
+          <w:lang w:val="en-US"/>
+        </w:rPr>
+        <w:t xml:space="preserve"> </w:t>
+      </w:r>
+      <w:r>
+        <w:rPr>
+          <w:rFonts w:ascii="Times New Roman" w:hAnsi="Times New Roman" w:cs="Times New Roman"/>
+          <w:sz w:val="24"/>
+          <w:szCs w:val="24"/>
+        </w:rPr>
+        <w:t>ветку</w:t>
+      </w:r>
+    </w:p>
+    <w:p>
+      <w:pPr>
+        <w:rPr>
+          <w:rFonts w:ascii="Times New Roman" w:hAnsi="Times New Roman" w:cs="Times New Roman"/>
+          <w:sz w:val="24"/>
+          <w:szCs w:val="24"/>
+          <w:lang w:val="en-US"/>
+        </w:rPr>
+      </w:pPr>
+      <w:r>
+        <w:rPr>
+          <w:rFonts w:ascii="Times New Roman" w:hAnsi="Times New Roman" w:cs="Times New Roman"/>
+          <w:sz w:val="24"/>
+          <w:szCs w:val="24"/>
+          <w:lang w:val="en-US"/>
+        </w:rPr>
+        <w:t>$ git checkout -b feature/</w:t>
       </w:r>
       <w:proofErr w:type="spellStart"/>
       <w:r>
         <w:rPr>
-          <w:rFonts w:ascii="Arial" w:hAnsi="Arial" w:cs="Arial"/>
+          <w:rFonts w:ascii="Times New Roman" w:hAnsi="Times New Roman" w:cs="Times New Roman"/>
           <w:sz w:val="24"/>
           <w:szCs w:val="24"/>
           <w:lang w:val="en-US"/>
@@ -1469,7 +1350,7 @@
       <w:proofErr w:type="spellEnd"/>
       <w:r>
         <w:rPr>
-          <w:rFonts w:ascii="Arial" w:hAnsi="Arial" w:cs="Arial"/>
+          <w:rFonts w:ascii="Times New Roman" w:hAnsi="Times New Roman" w:cs="Times New Roman"/>
           <w:sz w:val="24"/>
           <w:szCs w:val="24"/>
           <w:lang w:val="en-US"/>
@@ -1480,14 +1361,14 @@
     <w:p>
       <w:pPr>
         <w:rPr>
-          <w:rFonts w:ascii="Arial" w:hAnsi="Arial" w:cs="Arial"/>
-          <w:sz w:val="24"/>
-          <w:szCs w:val="24"/>
-        </w:rPr>
-      </w:pPr>
-      <w:r>
-        <w:rPr>
-          <w:rFonts w:ascii="Arial" w:hAnsi="Arial" w:cs="Arial"/>
+          <w:rFonts w:ascii="Times New Roman" w:hAnsi="Times New Roman" w:cs="Times New Roman"/>
+          <w:sz w:val="24"/>
+          <w:szCs w:val="24"/>
+        </w:rPr>
+      </w:pPr>
+      <w:r>
+        <w:rPr>
+          <w:rFonts w:ascii="Times New Roman" w:hAnsi="Times New Roman" w:cs="Times New Roman"/>
           <w:sz w:val="24"/>
           <w:szCs w:val="24"/>
         </w:rPr>
@@ -1495,7 +1376,7 @@
       </w:r>
       <w:r>
         <w:rPr>
-          <w:rFonts w:ascii="Arial" w:hAnsi="Arial" w:cs="Arial"/>
+          <w:rFonts w:ascii="Times New Roman" w:hAnsi="Times New Roman" w:cs="Times New Roman"/>
           <w:sz w:val="24"/>
           <w:szCs w:val="24"/>
           <w:lang w:val="en-US"/>
@@ -1504,7 +1385,7 @@
       </w:r>
       <w:r>
         <w:rPr>
-          <w:rFonts w:ascii="Arial" w:hAnsi="Arial" w:cs="Arial"/>
+          <w:rFonts w:ascii="Times New Roman" w:hAnsi="Times New Roman" w:cs="Times New Roman"/>
           <w:sz w:val="24"/>
           <w:szCs w:val="24"/>
         </w:rPr>
@@ -1513,7 +1394,7 @@
       <w:proofErr w:type="spellStart"/>
       <w:r>
         <w:rPr>
-          <w:rFonts w:ascii="Arial" w:hAnsi="Arial" w:cs="Arial"/>
+          <w:rFonts w:ascii="Times New Roman" w:hAnsi="Times New Roman" w:cs="Times New Roman"/>
           <w:sz w:val="24"/>
           <w:szCs w:val="24"/>
           <w:lang w:val="en-US"/>
@@ -1523,7 +1404,7 @@
       <w:proofErr w:type="spellEnd"/>
       <w:r>
         <w:rPr>
-          <w:rFonts w:ascii="Arial" w:hAnsi="Arial" w:cs="Arial"/>
+          <w:rFonts w:ascii="Times New Roman" w:hAnsi="Times New Roman" w:cs="Times New Roman"/>
           <w:sz w:val="24"/>
           <w:szCs w:val="24"/>
         </w:rPr>
@@ -1531,7 +1412,7 @@
       </w:r>
       <w:r>
         <w:rPr>
-          <w:rFonts w:ascii="Arial" w:hAnsi="Arial" w:cs="Arial"/>
+          <w:rFonts w:ascii="Times New Roman" w:hAnsi="Times New Roman" w:cs="Times New Roman"/>
           <w:sz w:val="24"/>
           <w:szCs w:val="24"/>
           <w:lang w:val="en-US"/>
@@ -1540,7 +1421,7 @@
       </w:r>
       <w:r>
         <w:rPr>
-          <w:rFonts w:ascii="Arial" w:hAnsi="Arial" w:cs="Arial"/>
+          <w:rFonts w:ascii="Times New Roman" w:hAnsi="Times New Roman" w:cs="Times New Roman"/>
           <w:sz w:val="24"/>
           <w:szCs w:val="24"/>
         </w:rPr>
@@ -1550,23 +1431,23 @@
     <w:p>
       <w:pPr>
         <w:rPr>
-          <w:rFonts w:ascii="Arial" w:hAnsi="Arial" w:cs="Arial"/>
-          <w:sz w:val="24"/>
-          <w:szCs w:val="24"/>
-        </w:rPr>
-      </w:pPr>
-    </w:p>
-    <w:p>
-      <w:pPr>
-        <w:rPr>
-          <w:rFonts w:ascii="Arial" w:hAnsi="Arial" w:cs="Arial"/>
-          <w:sz w:val="24"/>
-          <w:szCs w:val="24"/>
-        </w:rPr>
-      </w:pPr>
-      <w:r>
-        <w:rPr>
-          <w:rFonts w:ascii="Arial" w:hAnsi="Arial" w:cs="Arial"/>
+          <w:rFonts w:ascii="Times New Roman" w:hAnsi="Times New Roman" w:cs="Times New Roman"/>
+          <w:sz w:val="24"/>
+          <w:szCs w:val="24"/>
+        </w:rPr>
+      </w:pPr>
+    </w:p>
+    <w:p>
+      <w:pPr>
+        <w:rPr>
+          <w:rFonts w:ascii="Times New Roman" w:hAnsi="Times New Roman" w:cs="Times New Roman"/>
+          <w:sz w:val="24"/>
+          <w:szCs w:val="24"/>
+        </w:rPr>
+      </w:pPr>
+      <w:r>
+        <w:rPr>
+          <w:rFonts w:ascii="Times New Roman" w:hAnsi="Times New Roman" w:cs="Times New Roman"/>
           <w:sz w:val="24"/>
           <w:szCs w:val="24"/>
         </w:rPr>
@@ -1576,14 +1457,15 @@
     <w:p>
       <w:pPr>
         <w:rPr>
-          <w:rFonts w:ascii="Arial" w:hAnsi="Arial" w:cs="Arial"/>
-          <w:sz w:val="24"/>
-          <w:szCs w:val="24"/>
-        </w:rPr>
-      </w:pPr>
-      <w:r>
-        <w:rPr>
-          <w:rFonts w:ascii="Arial" w:hAnsi="Arial" w:cs="Arial"/>
+          <w:rFonts w:ascii="Times New Roman" w:hAnsi="Times New Roman" w:cs="Times New Roman"/>
+          <w:sz w:val="24"/>
+          <w:szCs w:val="24"/>
+        </w:rPr>
+      </w:pPr>
+      <w:r>
+        <w:rPr>
+          <w:rFonts w:ascii="Times New Roman" w:hAnsi="Times New Roman" w:cs="Times New Roman"/>
+          <w:noProof/>
           <w:sz w:val="24"/>
           <w:szCs w:val="24"/>
         </w:rPr>
@@ -1603,7 +1485,7 @@
                     <pic:cNvPicPr/>
                   </pic:nvPicPr>
                   <pic:blipFill>
-                    <a:blip r:embed="rId12"/>
+                    <a:blip r:embed="rId13"/>
                     <a:stretch>
                       <a:fillRect/>
                     </a:stretch>
@@ -1627,7 +1509,7 @@
     <w:p>
       <w:pPr>
         <w:rPr>
-          <w:rFonts w:ascii="Arial" w:hAnsi="Arial" w:cs="Arial"/>
+          <w:rFonts w:ascii="Times New Roman" w:hAnsi="Times New Roman" w:cs="Times New Roman"/>
           <w:sz w:val="24"/>
           <w:szCs w:val="24"/>
         </w:rPr>
@@ -1663,6 +1545,7 @@
       <w:r>
         <w:rPr>
           <w:rFonts w:ascii="Times New Roman" w:hAnsi="Times New Roman" w:cs="Times New Roman"/>
+          <w:noProof/>
           <w:sz w:val="28"/>
           <w:szCs w:val="28"/>
         </w:rPr>
@@ -1682,7 +1565,7 @@
                     <pic:cNvPicPr/>
                   </pic:nvPicPr>
                   <pic:blipFill>
-                    <a:blip r:embed="rId13"/>
+                    <a:blip r:embed="rId14"/>
                     <a:stretch>
                       <a:fillRect/>
                     </a:stretch>
@@ -1729,76 +1612,247 @@
           <w:sz w:val="28"/>
           <w:szCs w:val="28"/>
         </w:rPr>
-        <w:t xml:space="preserve">Переключаюсь на </w:t>
-      </w:r>
-      <w:r>
-        <w:rPr>
-          <w:rFonts w:ascii="Times New Roman" w:hAnsi="Times New Roman" w:cs="Times New Roman"/>
-          <w:sz w:val="28"/>
-          <w:szCs w:val="28"/>
-          <w:lang w:val="en-US"/>
-        </w:rPr>
-        <w:t xml:space="preserve">main </w:t>
-      </w:r>
-    </w:p>
-    <w:p>
-      <w:pPr>
-        <w:rPr>
-          <w:rFonts w:ascii="Arial" w:hAnsi="Arial" w:cs="Arial"/>
-          <w:sz w:val="24"/>
-          <w:szCs w:val="24"/>
-        </w:rPr>
-      </w:pPr>
-      <w:r>
-        <w:rPr>
-          <w:rFonts w:ascii="Arial" w:hAnsi="Arial" w:cs="Arial"/>
-          <w:sz w:val="24"/>
-          <w:szCs w:val="24"/>
+        <w:t>Переключаюсь</w:t>
+      </w:r>
+      <w:r>
+        <w:rPr>
+          <w:rFonts w:ascii="Times New Roman" w:hAnsi="Times New Roman" w:cs="Times New Roman"/>
+          <w:sz w:val="28"/>
+          <w:szCs w:val="28"/>
+          <w:lang w:val="en-US"/>
+        </w:rPr>
+        <w:t xml:space="preserve"> </w:t>
+      </w:r>
+      <w:r>
+        <w:rPr>
+          <w:rFonts w:ascii="Times New Roman" w:hAnsi="Times New Roman" w:cs="Times New Roman"/>
+          <w:sz w:val="28"/>
+          <w:szCs w:val="28"/>
+        </w:rPr>
+        <w:t>на</w:t>
+      </w:r>
+      <w:r>
+        <w:rPr>
+          <w:rFonts w:ascii="Times New Roman" w:hAnsi="Times New Roman" w:cs="Times New Roman"/>
+          <w:sz w:val="28"/>
+          <w:szCs w:val="28"/>
+          <w:lang w:val="en-US"/>
+        </w:rPr>
+        <w:t xml:space="preserve"> main </w:t>
+      </w:r>
+    </w:p>
+    <w:p>
+      <w:pPr>
+        <w:rPr>
+          <w:rFonts w:ascii="Times New Roman" w:hAnsi="Times New Roman" w:cs="Times New Roman"/>
+          <w:sz w:val="24"/>
+          <w:szCs w:val="24"/>
+          <w:lang w:val="en-US"/>
+        </w:rPr>
+      </w:pPr>
+      <w:r>
+        <w:rPr>
+          <w:rFonts w:ascii="Times New Roman" w:hAnsi="Times New Roman" w:cs="Times New Roman"/>
+          <w:sz w:val="24"/>
+          <w:szCs w:val="24"/>
+          <w:lang w:val="en-US"/>
+        </w:rPr>
+        <w:t>$ git checkout main</w:t>
+      </w:r>
+    </w:p>
+    <w:p>
+      <w:pPr>
+        <w:spacing w:after="0" w:line="360" w:lineRule="auto"/>
+        <w:rPr>
+          <w:rFonts w:ascii="Times New Roman" w:hAnsi="Times New Roman" w:cs="Times New Roman"/>
+          <w:sz w:val="28"/>
+          <w:szCs w:val="28"/>
+        </w:rPr>
+      </w:pPr>
+      <w:r>
+        <w:rPr>
+          <w:rFonts w:ascii="Times New Roman" w:hAnsi="Times New Roman" w:cs="Times New Roman"/>
+          <w:sz w:val="28"/>
+          <w:szCs w:val="28"/>
+        </w:rPr>
+        <w:t xml:space="preserve">Создаю такой же файл в </w:t>
+      </w:r>
+      <w:r>
+        <w:rPr>
+          <w:rFonts w:ascii="Times New Roman" w:hAnsi="Times New Roman" w:cs="Times New Roman"/>
+          <w:sz w:val="28"/>
+          <w:szCs w:val="28"/>
+          <w:lang w:val="en-US"/>
+        </w:rPr>
+        <w:t>main</w:t>
+      </w:r>
+      <w:r>
+        <w:rPr>
+          <w:rFonts w:ascii="Times New Roman" w:hAnsi="Times New Roman" w:cs="Times New Roman"/>
+          <w:sz w:val="28"/>
+          <w:szCs w:val="28"/>
+        </w:rPr>
+        <w:t xml:space="preserve">, чтобы создать </w:t>
+      </w:r>
+      <w:proofErr w:type="spellStart"/>
+      <w:r>
+        <w:rPr>
+          <w:rFonts w:ascii="Times New Roman" w:hAnsi="Times New Roman" w:cs="Times New Roman"/>
+          <w:sz w:val="28"/>
+          <w:szCs w:val="28"/>
+        </w:rPr>
+        <w:t>мёрж</w:t>
+      </w:r>
+      <w:proofErr w:type="spellEnd"/>
+      <w:r>
+        <w:rPr>
+          <w:rFonts w:ascii="Times New Roman" w:hAnsi="Times New Roman" w:cs="Times New Roman"/>
+          <w:sz w:val="28"/>
+          <w:szCs w:val="28"/>
+        </w:rPr>
+        <w:t xml:space="preserve"> конфликт. Коммичу.</w:t>
+      </w:r>
+    </w:p>
+    <w:p>
+      <w:pPr>
+        <w:spacing w:after="0" w:line="360" w:lineRule="auto"/>
+        <w:rPr>
+          <w:rFonts w:ascii="Times New Roman" w:hAnsi="Times New Roman" w:cs="Times New Roman"/>
+          <w:sz w:val="28"/>
+          <w:szCs w:val="28"/>
+        </w:rPr>
+      </w:pPr>
+    </w:p>
+    <w:p>
+      <w:pPr>
+        <w:rPr>
+          <w:rFonts w:ascii="Times New Roman" w:hAnsi="Times New Roman" w:cs="Times New Roman"/>
+          <w:sz w:val="24"/>
+          <w:szCs w:val="24"/>
+        </w:rPr>
+      </w:pPr>
+      <w:r>
+        <w:rPr>
+          <w:rFonts w:ascii="Times New Roman" w:hAnsi="Times New Roman" w:cs="Times New Roman"/>
+          <w:sz w:val="24"/>
+          <w:szCs w:val="24"/>
+        </w:rPr>
+        <w:t xml:space="preserve">Пытаюсь </w:t>
+      </w:r>
+      <w:proofErr w:type="spellStart"/>
+      <w:r>
+        <w:rPr>
+          <w:rFonts w:ascii="Times New Roman" w:hAnsi="Times New Roman" w:cs="Times New Roman"/>
+          <w:sz w:val="24"/>
+          <w:szCs w:val="24"/>
+        </w:rPr>
+        <w:t>замерджить</w:t>
+      </w:r>
+      <w:proofErr w:type="spellEnd"/>
+      <w:r>
+        <w:rPr>
+          <w:rFonts w:ascii="Times New Roman" w:hAnsi="Times New Roman" w:cs="Times New Roman"/>
+          <w:sz w:val="24"/>
+          <w:szCs w:val="24"/>
+        </w:rPr>
+        <w:t xml:space="preserve"> – конфликт</w:t>
+      </w:r>
+    </w:p>
+    <w:p>
+      <w:pPr>
+        <w:spacing w:after="0" w:line="360" w:lineRule="auto"/>
+        <w:rPr>
+          <w:rFonts w:ascii="Times New Roman" w:hAnsi="Times New Roman" w:cs="Times New Roman"/>
+          <w:sz w:val="28"/>
+          <w:szCs w:val="28"/>
+        </w:rPr>
+      </w:pPr>
+      <w:r>
+        <w:rPr>
+          <w:rFonts w:ascii="Times New Roman" w:hAnsi="Times New Roman" w:cs="Times New Roman"/>
+          <w:sz w:val="28"/>
+          <w:szCs w:val="28"/>
         </w:rPr>
         <w:t xml:space="preserve">$ </w:t>
       </w:r>
       <w:r>
         <w:rPr>
-          <w:rFonts w:ascii="Arial" w:hAnsi="Arial" w:cs="Arial"/>
-          <w:sz w:val="24"/>
-          <w:szCs w:val="24"/>
+          <w:rFonts w:ascii="Times New Roman" w:hAnsi="Times New Roman" w:cs="Times New Roman"/>
+          <w:sz w:val="28"/>
+          <w:szCs w:val="28"/>
           <w:lang w:val="en-US"/>
         </w:rPr>
         <w:t>git</w:t>
       </w:r>
       <w:r>
         <w:rPr>
-          <w:rFonts w:ascii="Arial" w:hAnsi="Arial" w:cs="Arial"/>
-          <w:sz w:val="24"/>
-          <w:szCs w:val="24"/>
+          <w:rFonts w:ascii="Times New Roman" w:hAnsi="Times New Roman" w:cs="Times New Roman"/>
+          <w:sz w:val="28"/>
+          <w:szCs w:val="28"/>
         </w:rPr>
         <w:t xml:space="preserve"> </w:t>
       </w:r>
       <w:r>
         <w:rPr>
-          <w:rFonts w:ascii="Arial" w:hAnsi="Arial" w:cs="Arial"/>
-          <w:sz w:val="24"/>
-          <w:szCs w:val="24"/>
-          <w:lang w:val="en-US"/>
-        </w:rPr>
-        <w:t>checkout</w:t>
-      </w:r>
-      <w:r>
-        <w:rPr>
-          <w:rFonts w:ascii="Arial" w:hAnsi="Arial" w:cs="Arial"/>
-          <w:sz w:val="24"/>
-          <w:szCs w:val="24"/>
+          <w:rFonts w:ascii="Times New Roman" w:hAnsi="Times New Roman" w:cs="Times New Roman"/>
+          <w:sz w:val="28"/>
+          <w:szCs w:val="28"/>
+          <w:lang w:val="en-US"/>
+        </w:rPr>
+        <w:t>merge</w:t>
+      </w:r>
+      <w:r>
+        <w:rPr>
+          <w:rFonts w:ascii="Times New Roman" w:hAnsi="Times New Roman" w:cs="Times New Roman"/>
+          <w:sz w:val="28"/>
+          <w:szCs w:val="28"/>
         </w:rPr>
         <w:t xml:space="preserve"> </w:t>
       </w:r>
       <w:r>
         <w:rPr>
-          <w:rFonts w:ascii="Arial" w:hAnsi="Arial" w:cs="Arial"/>
-          <w:sz w:val="24"/>
-          <w:szCs w:val="24"/>
-          <w:lang w:val="en-US"/>
-        </w:rPr>
-        <w:t>main</w:t>
+          <w:rFonts w:ascii="Times New Roman" w:hAnsi="Times New Roman" w:cs="Times New Roman"/>
+          <w:sz w:val="28"/>
+          <w:szCs w:val="28"/>
+          <w:lang w:val="en-US"/>
+        </w:rPr>
+        <w:t>feature</w:t>
+      </w:r>
+      <w:r>
+        <w:rPr>
+          <w:rFonts w:ascii="Times New Roman" w:hAnsi="Times New Roman" w:cs="Times New Roman"/>
+          <w:sz w:val="28"/>
+          <w:szCs w:val="28"/>
+        </w:rPr>
+        <w:t>/</w:t>
+      </w:r>
+      <w:proofErr w:type="spellStart"/>
+      <w:r>
+        <w:rPr>
+          <w:rFonts w:ascii="Times New Roman" w:hAnsi="Times New Roman" w:cs="Times New Roman"/>
+          <w:sz w:val="28"/>
+          <w:szCs w:val="28"/>
+          <w:lang w:val="en-US"/>
+        </w:rPr>
+        <w:t>permyakov</w:t>
+      </w:r>
+      <w:proofErr w:type="spellEnd"/>
+      <w:r>
+        <w:rPr>
+          <w:rFonts w:ascii="Times New Roman" w:hAnsi="Times New Roman" w:cs="Times New Roman"/>
+          <w:sz w:val="28"/>
+          <w:szCs w:val="28"/>
+        </w:rPr>
+        <w:t>/</w:t>
+      </w:r>
+      <w:r>
+        <w:rPr>
+          <w:rFonts w:ascii="Times New Roman" w:hAnsi="Times New Roman" w:cs="Times New Roman"/>
+          <w:sz w:val="28"/>
+          <w:szCs w:val="28"/>
+          <w:lang w:val="en-US"/>
+        </w:rPr>
+        <w:t>update</w:t>
       </w:r>
     </w:p>
     <w:p>
@@ -1814,182 +1868,7 @@
       <w:r>
         <w:rPr>
           <w:rFonts w:ascii="Times New Roman" w:hAnsi="Times New Roman" w:cs="Times New Roman"/>
-          <w:sz w:val="28"/>
-          <w:szCs w:val="28"/>
-        </w:rPr>
-        <w:t xml:space="preserve">Создаю такой же файл в </w:t>
-      </w:r>
-      <w:r>
-        <w:rPr>
-          <w:rFonts w:ascii="Times New Roman" w:hAnsi="Times New Roman" w:cs="Times New Roman"/>
-          <w:sz w:val="28"/>
-          <w:szCs w:val="28"/>
-          <w:lang w:val="en-US"/>
-        </w:rPr>
-        <w:t>main</w:t>
-      </w:r>
-      <w:r>
-        <w:rPr>
-          <w:rFonts w:ascii="Times New Roman" w:hAnsi="Times New Roman" w:cs="Times New Roman"/>
-          <w:sz w:val="28"/>
-          <w:szCs w:val="28"/>
-        </w:rPr>
-        <w:t xml:space="preserve">, </w:t>
-      </w:r>
-      <w:r>
-        <w:rPr>
-          <w:rFonts w:ascii="Times New Roman" w:hAnsi="Times New Roman" w:cs="Times New Roman"/>
-          <w:sz w:val="28"/>
-          <w:szCs w:val="28"/>
-        </w:rPr>
-        <w:t xml:space="preserve">чтобы создать </w:t>
-      </w:r>
-      <w:proofErr w:type="spellStart"/>
-      <w:r>
-        <w:rPr>
-          <w:rFonts w:ascii="Times New Roman" w:hAnsi="Times New Roman" w:cs="Times New Roman"/>
-          <w:sz w:val="28"/>
-          <w:szCs w:val="28"/>
-        </w:rPr>
-        <w:t>мёрж</w:t>
-      </w:r>
-      <w:proofErr w:type="spellEnd"/>
-      <w:r>
-        <w:rPr>
-          <w:rFonts w:ascii="Times New Roman" w:hAnsi="Times New Roman" w:cs="Times New Roman"/>
-          <w:sz w:val="28"/>
-          <w:szCs w:val="28"/>
-        </w:rPr>
-        <w:t xml:space="preserve"> конфликт. Коммичу.</w:t>
-      </w:r>
-    </w:p>
-    <w:p>
-      <w:pPr>
-        <w:spacing w:after="0" w:line="360" w:lineRule="auto"/>
-        <w:rPr>
-          <w:rFonts w:ascii="Times New Roman" w:hAnsi="Times New Roman" w:cs="Times New Roman"/>
-          <w:sz w:val="28"/>
-          <w:szCs w:val="28"/>
-          <w:lang w:val="en-US"/>
-        </w:rPr>
-      </w:pPr>
-    </w:p>
-    <w:p>
-      <w:pPr>
-        <w:rPr>
-          <w:rFonts w:ascii="Arial" w:hAnsi="Arial" w:cs="Arial"/>
-          <w:sz w:val="24"/>
-          <w:szCs w:val="24"/>
-          <w:lang w:val="en-US"/>
-        </w:rPr>
-      </w:pPr>
-      <w:r>
-        <w:rPr>
-          <w:rFonts w:ascii="Arial" w:hAnsi="Arial" w:cs="Arial"/>
-          <w:sz w:val="24"/>
-          <w:szCs w:val="24"/>
-        </w:rPr>
-        <w:t>Пытаюсь</w:t>
-      </w:r>
-      <w:r>
-        <w:rPr>
-          <w:rFonts w:ascii="Arial" w:hAnsi="Arial" w:cs="Arial"/>
-          <w:sz w:val="24"/>
-          <w:szCs w:val="24"/>
-          <w:lang w:val="en-US"/>
-        </w:rPr>
-        <w:t xml:space="preserve"> </w:t>
-      </w:r>
-      <w:proofErr w:type="spellStart"/>
-      <w:r>
-        <w:rPr>
-          <w:rFonts w:ascii="Arial" w:hAnsi="Arial" w:cs="Arial"/>
-          <w:sz w:val="24"/>
-          <w:szCs w:val="24"/>
-        </w:rPr>
-        <w:t>замерджить</w:t>
-      </w:r>
-      <w:proofErr w:type="spellEnd"/>
-      <w:r>
-        <w:rPr>
-          <w:rFonts w:ascii="Arial" w:hAnsi="Arial" w:cs="Arial"/>
-          <w:sz w:val="24"/>
-          <w:szCs w:val="24"/>
-          <w:lang w:val="en-US"/>
-        </w:rPr>
-        <w:t xml:space="preserve"> – </w:t>
-      </w:r>
-      <w:r>
-        <w:rPr>
-          <w:rFonts w:ascii="Arial" w:hAnsi="Arial" w:cs="Arial"/>
-          <w:sz w:val="24"/>
-          <w:szCs w:val="24"/>
-        </w:rPr>
-        <w:t>конфликт</w:t>
-      </w:r>
-    </w:p>
-    <w:p>
-      <w:pPr>
-        <w:spacing w:after="0" w:line="360" w:lineRule="auto"/>
-        <w:rPr>
-          <w:rFonts w:ascii="Times New Roman" w:hAnsi="Times New Roman" w:cs="Times New Roman"/>
-          <w:sz w:val="28"/>
-          <w:szCs w:val="28"/>
-          <w:lang w:val="en-US"/>
-        </w:rPr>
-      </w:pPr>
-      <w:r>
-        <w:rPr>
-          <w:rFonts w:ascii="Times New Roman" w:hAnsi="Times New Roman" w:cs="Times New Roman"/>
-          <w:sz w:val="28"/>
-          <w:szCs w:val="28"/>
-          <w:lang w:val="en-US"/>
-        </w:rPr>
-        <w:t xml:space="preserve">$ </w:t>
-      </w:r>
-      <w:r>
-        <w:rPr>
-          <w:rFonts w:ascii="Times New Roman" w:hAnsi="Times New Roman" w:cs="Times New Roman"/>
-          <w:sz w:val="28"/>
-          <w:szCs w:val="28"/>
-          <w:lang w:val="en-US"/>
-        </w:rPr>
-        <w:t>git merge feature/</w:t>
-      </w:r>
-      <w:proofErr w:type="spellStart"/>
-      <w:r>
-        <w:rPr>
-          <w:rFonts w:ascii="Times New Roman" w:hAnsi="Times New Roman" w:cs="Times New Roman"/>
-          <w:sz w:val="28"/>
-          <w:szCs w:val="28"/>
-          <w:lang w:val="en-US"/>
-        </w:rPr>
-        <w:t>permyakov</w:t>
-      </w:r>
-      <w:proofErr w:type="spellEnd"/>
-      <w:r>
-        <w:rPr>
-          <w:rFonts w:ascii="Times New Roman" w:hAnsi="Times New Roman" w:cs="Times New Roman"/>
-          <w:sz w:val="28"/>
-          <w:szCs w:val="28"/>
-          <w:lang w:val="en-US"/>
-        </w:rPr>
-        <w:t>/update</w:t>
-      </w:r>
-    </w:p>
-    <w:p>
-      <w:pPr>
-        <w:spacing w:after="0" w:line="360" w:lineRule="auto"/>
-        <w:rPr>
-          <w:rFonts w:ascii="Times New Roman" w:hAnsi="Times New Roman" w:cs="Times New Roman"/>
-          <w:sz w:val="28"/>
-          <w:szCs w:val="28"/>
-          <w:lang w:val="en-US"/>
-        </w:rPr>
-      </w:pPr>
-      <w:r>
-        <w:rPr>
-          <w:rFonts w:ascii="Times New Roman" w:hAnsi="Times New Roman" w:cs="Times New Roman"/>
+          <w:noProof/>
           <w:sz w:val="28"/>
           <w:szCs w:val="28"/>
           <w:lang w:val="en-US"/>
@@ -2010,7 +1889,7 @@
                     <pic:cNvPicPr/>
                   </pic:nvPicPr>
                   <pic:blipFill>
-                    <a:blip r:embed="rId14"/>
+                    <a:blip r:embed="rId15"/>
                     <a:stretch>
                       <a:fillRect/>
                     </a:stretch>
@@ -2045,14 +1924,14 @@
     <w:p>
       <w:pPr>
         <w:rPr>
-          <w:rFonts w:ascii="Arial" w:hAnsi="Arial" w:cs="Arial"/>
-          <w:sz w:val="24"/>
-          <w:szCs w:val="24"/>
-        </w:rPr>
-      </w:pPr>
-      <w:r>
-        <w:rPr>
-          <w:rFonts w:ascii="Arial" w:hAnsi="Arial" w:cs="Arial"/>
+          <w:rFonts w:ascii="Times New Roman" w:hAnsi="Times New Roman" w:cs="Times New Roman"/>
+          <w:sz w:val="24"/>
+          <w:szCs w:val="24"/>
+        </w:rPr>
+      </w:pPr>
+      <w:r>
+        <w:rPr>
+          <w:rFonts w:ascii="Times New Roman" w:hAnsi="Times New Roman" w:cs="Times New Roman"/>
           <w:sz w:val="24"/>
           <w:szCs w:val="24"/>
         </w:rPr>
@@ -2063,6 +1942,7 @@
       <w:pPr>
         <w:spacing w:after="0" w:line="360" w:lineRule="auto"/>
         <w:rPr>
+          <w:rFonts w:ascii="Times New Roman" w:hAnsi="Times New Roman" w:cs="Times New Roman"/>
           <w:noProof/>
           <w:lang w:val="en-US"/>
           <w14:ligatures w14:val="standardContextual"/>
@@ -2071,6 +1951,7 @@
       <w:r>
         <w:rPr>
           <w:rFonts w:ascii="Times New Roman" w:hAnsi="Times New Roman" w:cs="Times New Roman"/>
+          <w:noProof/>
           <w:sz w:val="28"/>
           <w:szCs w:val="28"/>
         </w:rPr>
@@ -2090,7 +1971,7 @@
                     <pic:cNvPicPr/>
                   </pic:nvPicPr>
                   <pic:blipFill>
-                    <a:blip r:embed="rId15"/>
+                    <a:blip r:embed="rId16"/>
                     <a:stretch>
                       <a:fillRect/>
                     </a:stretch>
@@ -2112,7 +1993,9 @@
       </w:r>
       <w:r>
         <w:rPr>
+          <w:rFonts w:ascii="Times New Roman" w:hAnsi="Times New Roman" w:cs="Times New Roman"/>
           <w:noProof/>
+          <w:lang w:val="en-US"/>
           <w14:ligatures w14:val="standardContextual"/>
         </w:rPr>
         <w:t xml:space="preserve"> </w:t>
@@ -2120,6 +2003,7 @@
       <w:r>
         <w:rPr>
           <w:rFonts w:ascii="Times New Roman" w:hAnsi="Times New Roman" w:cs="Times New Roman"/>
+          <w:noProof/>
           <w:sz w:val="28"/>
           <w:szCs w:val="28"/>
         </w:rPr>
@@ -2139,7 +2023,7 @@
                     <pic:cNvPicPr/>
                   </pic:nvPicPr>
                   <pic:blipFill>
-                    <a:blip r:embed="rId16"/>
+                    <a:blip r:embed="rId17"/>
                     <a:stretch>
                       <a:fillRect/>
                     </a:stretch>
@@ -2163,15 +2047,15 @@
     <w:p>
       <w:pPr>
         <w:rPr>
-          <w:rFonts w:ascii="Arial" w:hAnsi="Arial" w:cs="Arial"/>
-          <w:sz w:val="24"/>
-          <w:szCs w:val="24"/>
-          <w:lang w:val="en-US"/>
-        </w:rPr>
-      </w:pPr>
-      <w:r>
-        <w:rPr>
-          <w:rFonts w:ascii="Arial" w:hAnsi="Arial" w:cs="Arial"/>
+          <w:rFonts w:ascii="Times New Roman" w:hAnsi="Times New Roman" w:cs="Times New Roman"/>
+          <w:sz w:val="24"/>
+          <w:szCs w:val="24"/>
+          <w:lang w:val="en-US"/>
+        </w:rPr>
+      </w:pPr>
+      <w:r>
+        <w:rPr>
+          <w:rFonts w:ascii="Times New Roman" w:hAnsi="Times New Roman" w:cs="Times New Roman"/>
           <w:sz w:val="24"/>
           <w:szCs w:val="24"/>
         </w:rPr>
@@ -2195,37 +2079,118 @@
           <w:szCs w:val="28"/>
           <w:lang w:val="en-US"/>
         </w:rPr>
+        <w:t>$ git merge feature/</w:t>
+      </w:r>
+      <w:proofErr w:type="spellStart"/>
+      <w:r>
+        <w:rPr>
+          <w:rFonts w:ascii="Times New Roman" w:hAnsi="Times New Roman" w:cs="Times New Roman"/>
+          <w:sz w:val="28"/>
+          <w:szCs w:val="28"/>
+          <w:lang w:val="en-US"/>
+        </w:rPr>
+        <w:t>permyakov</w:t>
+      </w:r>
+      <w:proofErr w:type="spellEnd"/>
+      <w:r>
+        <w:rPr>
+          <w:rFonts w:ascii="Times New Roman" w:hAnsi="Times New Roman" w:cs="Times New Roman"/>
+          <w:sz w:val="28"/>
+          <w:szCs w:val="28"/>
+          <w:lang w:val="en-US"/>
+        </w:rPr>
+        <w:t>/update</w:t>
+      </w:r>
+    </w:p>
+    <w:p>
+      <w:pPr>
+        <w:spacing w:after="0" w:line="360" w:lineRule="auto"/>
+        <w:rPr>
+          <w:rFonts w:ascii="Times New Roman" w:hAnsi="Times New Roman" w:cs="Times New Roman"/>
+          <w:sz w:val="28"/>
+          <w:szCs w:val="28"/>
+          <w:lang w:val="en-US"/>
+        </w:rPr>
+      </w:pPr>
+    </w:p>
+    <w:p>
+      <w:pPr>
+        <w:rPr>
+          <w:rFonts w:ascii="Times New Roman" w:hAnsi="Times New Roman" w:cs="Times New Roman"/>
+          <w:sz w:val="24"/>
+          <w:szCs w:val="24"/>
+        </w:rPr>
+      </w:pPr>
+      <w:r>
+        <w:rPr>
+          <w:rFonts w:ascii="Times New Roman" w:hAnsi="Times New Roman" w:cs="Times New Roman"/>
+          <w:sz w:val="24"/>
+          <w:szCs w:val="24"/>
+        </w:rPr>
+        <w:t>Просмотр графа изменений</w:t>
+      </w:r>
+    </w:p>
+    <w:p>
+      <w:pPr>
+        <w:rPr>
+          <w:rFonts w:ascii="Times New Roman" w:hAnsi="Times New Roman" w:cs="Times New Roman"/>
+          <w:sz w:val="24"/>
+          <w:szCs w:val="24"/>
+        </w:rPr>
+      </w:pPr>
+      <w:r>
+        <w:rPr>
+          <w:rFonts w:ascii="Times New Roman" w:hAnsi="Times New Roman" w:cs="Times New Roman"/>
+          <w:sz w:val="24"/>
+          <w:szCs w:val="24"/>
+        </w:rPr>
         <w:t xml:space="preserve">$ </w:t>
       </w:r>
       <w:r>
         <w:rPr>
           <w:rFonts w:ascii="Times New Roman" w:hAnsi="Times New Roman" w:cs="Times New Roman"/>
-          <w:sz w:val="28"/>
-          <w:szCs w:val="28"/>
-          <w:lang w:val="en-US"/>
-        </w:rPr>
-        <w:t>git merge feature/</w:t>
+          <w:sz w:val="24"/>
+          <w:szCs w:val="24"/>
+          <w:lang w:val="en-US"/>
+        </w:rPr>
+        <w:t>git</w:t>
+      </w:r>
+      <w:r>
+        <w:rPr>
+          <w:rFonts w:ascii="Times New Roman" w:hAnsi="Times New Roman" w:cs="Times New Roman"/>
+          <w:sz w:val="24"/>
+          <w:szCs w:val="24"/>
+        </w:rPr>
+        <w:t xml:space="preserve"> </w:t>
+      </w:r>
+      <w:r>
+        <w:rPr>
+          <w:rFonts w:ascii="Times New Roman" w:hAnsi="Times New Roman" w:cs="Times New Roman"/>
+          <w:sz w:val="24"/>
+          <w:szCs w:val="24"/>
+          <w:lang w:val="en-US"/>
+        </w:rPr>
+        <w:t>log</w:t>
+      </w:r>
+      <w:r>
+        <w:rPr>
+          <w:rFonts w:ascii="Times New Roman" w:hAnsi="Times New Roman" w:cs="Times New Roman"/>
+          <w:sz w:val="24"/>
+          <w:szCs w:val="24"/>
+        </w:rPr>
+        <w:t xml:space="preserve"> --</w:t>
       </w:r>
       <w:proofErr w:type="spellStart"/>
       <w:r>
         <w:rPr>
           <w:rFonts w:ascii="Times New Roman" w:hAnsi="Times New Roman" w:cs="Times New Roman"/>
-          <w:sz w:val="28"/>
-          <w:szCs w:val="28"/>
-          <w:lang w:val="en-US"/>
-        </w:rPr>
-        <w:t>permyakov</w:t>
+          <w:sz w:val="24"/>
+          <w:szCs w:val="24"/>
+          <w:lang w:val="en-US"/>
+        </w:rPr>
+        <w:t>oneline</w:t>
       </w:r>
       <w:proofErr w:type="spellEnd"/>
-      <w:r>
-        <w:rPr>
-          <w:rFonts w:ascii="Times New Roman" w:hAnsi="Times New Roman" w:cs="Times New Roman"/>
-          <w:sz w:val="28"/>
-          <w:szCs w:val="28"/>
-          <w:lang w:val="en-US"/>
-        </w:rPr>
-        <w:t>/update</w:t>
-      </w:r>
     </w:p>
     <w:p>
       <w:pPr>
@@ -2237,77 +2202,10 @@
           <w:lang w:val="en-US"/>
         </w:rPr>
       </w:pPr>
-    </w:p>
-    <w:p>
-      <w:pPr>
-        <w:rPr>
-          <w:rFonts w:ascii="Arial" w:hAnsi="Arial" w:cs="Arial"/>
-          <w:sz w:val="24"/>
-          <w:szCs w:val="24"/>
-          <w:lang w:val="en-US"/>
-        </w:rPr>
-      </w:pPr>
-      <w:r>
-        <w:rPr>
-          <w:rFonts w:ascii="Arial" w:hAnsi="Arial" w:cs="Arial"/>
-          <w:sz w:val="24"/>
-          <w:szCs w:val="24"/>
-        </w:rPr>
-        <w:t>Просмотр графа изменений</w:t>
-      </w:r>
-    </w:p>
-    <w:p>
-      <w:pPr>
-        <w:rPr>
-          <w:rFonts w:ascii="Arial" w:hAnsi="Arial" w:cs="Arial"/>
-          <w:sz w:val="24"/>
-          <w:szCs w:val="24"/>
-          <w:lang w:val="en-US"/>
-        </w:rPr>
-      </w:pPr>
-      <w:r>
-        <w:rPr>
-          <w:rFonts w:ascii="Arial" w:hAnsi="Arial" w:cs="Arial"/>
-          <w:sz w:val="24"/>
-          <w:szCs w:val="24"/>
-          <w:lang w:val="en-US"/>
-        </w:rPr>
-        <w:t xml:space="preserve">$ </w:t>
-      </w:r>
-      <w:r>
-        <w:rPr>
-          <w:rFonts w:ascii="Arial" w:hAnsi="Arial" w:cs="Arial"/>
-          <w:sz w:val="24"/>
-          <w:szCs w:val="24"/>
-          <w:lang w:val="en-US"/>
-        </w:rPr>
-        <w:t>git log --</w:t>
-      </w:r>
-      <w:proofErr w:type="spellStart"/>
-      <w:r>
-        <w:rPr>
-          <w:rFonts w:ascii="Arial" w:hAnsi="Arial" w:cs="Arial"/>
-          <w:sz w:val="24"/>
-          <w:szCs w:val="24"/>
-          <w:lang w:val="en-US"/>
-        </w:rPr>
-        <w:t>oneline</w:t>
-      </w:r>
-      <w:proofErr w:type="spellEnd"/>
-    </w:p>
-    <w:p>
-      <w:pPr>
-        <w:spacing w:after="0" w:line="360" w:lineRule="auto"/>
-        <w:rPr>
-          <w:rFonts w:ascii="Times New Roman" w:hAnsi="Times New Roman" w:cs="Times New Roman"/>
-          <w:sz w:val="28"/>
-          <w:szCs w:val="28"/>
-          <w:lang w:val="en-US"/>
-        </w:rPr>
-      </w:pPr>
-      <w:r>
-        <w:rPr>
-          <w:rFonts w:ascii="Times New Roman" w:hAnsi="Times New Roman" w:cs="Times New Roman"/>
+      <w:r>
+        <w:rPr>
+          <w:rFonts w:ascii="Times New Roman" w:hAnsi="Times New Roman" w:cs="Times New Roman"/>
+          <w:noProof/>
           <w:sz w:val="28"/>
           <w:szCs w:val="28"/>
           <w:lang w:val="en-US"/>
@@ -2329,7 +2227,7 @@
                     <pic:cNvPicPr/>
                   </pic:nvPicPr>
                   <pic:blipFill>
-                    <a:blip r:embed="rId17"/>
+                    <a:blip r:embed="rId18"/>
                     <a:stretch>
                       <a:fillRect/>
                     </a:stretch>
@@ -2367,16 +2265,7 @@
           <w:szCs w:val="28"/>
           <w:lang w:val="en-US"/>
         </w:rPr>
-        <w:t xml:space="preserve">$ </w:t>
-      </w:r>
-      <w:r>
-        <w:rPr>
-          <w:rFonts w:ascii="Times New Roman" w:hAnsi="Times New Roman" w:cs="Times New Roman"/>
-          <w:sz w:val="28"/>
-          <w:szCs w:val="28"/>
-          <w:lang w:val="en-US"/>
-        </w:rPr>
-        <w:t>git log --graph --</w:t>
+        <w:t>$ git log --graph --</w:t>
       </w:r>
       <w:proofErr w:type="spellStart"/>
       <w:r>
@@ -2403,6 +2292,7 @@
       <w:r>
         <w:rPr>
           <w:rFonts w:ascii="Times New Roman" w:hAnsi="Times New Roman" w:cs="Times New Roman"/>
+          <w:noProof/>
           <w:sz w:val="28"/>
           <w:szCs w:val="28"/>
           <w:lang w:val="en-US"/>
@@ -2423,7 +2313,7 @@
                     <pic:cNvPicPr/>
                   </pic:nvPicPr>
                   <pic:blipFill>
-                    <a:blip r:embed="rId18"/>
+                    <a:blip r:embed="rId19"/>
                     <a:stretch>
                       <a:fillRect/>
                     </a:stretch>
@@ -2458,73 +2348,50 @@
     <w:p>
       <w:pPr>
         <w:rPr>
-          <w:rFonts w:ascii="Arial" w:hAnsi="Arial" w:cs="Arial"/>
-          <w:sz w:val="24"/>
-          <w:szCs w:val="24"/>
-        </w:rPr>
-      </w:pPr>
-      <w:r>
-        <w:rPr>
-          <w:rFonts w:ascii="Arial" w:hAnsi="Arial" w:cs="Arial"/>
-          <w:sz w:val="24"/>
-          <w:szCs w:val="24"/>
-        </w:rPr>
-        <w:t>Демонстрирую откат в ветке</w:t>
-      </w:r>
-      <w:r>
-        <w:rPr>
-          <w:rFonts w:ascii="Arial" w:hAnsi="Arial" w:cs="Arial"/>
-          <w:sz w:val="24"/>
-          <w:szCs w:val="24"/>
-        </w:rPr>
-        <w:t>.</w:t>
-      </w:r>
-    </w:p>
-    <w:p>
-      <w:pPr>
-        <w:rPr>
-          <w:rFonts w:ascii="Arial" w:hAnsi="Arial" w:cs="Arial"/>
-          <w:sz w:val="24"/>
-          <w:szCs w:val="24"/>
-        </w:rPr>
-      </w:pPr>
-      <w:r>
-        <w:rPr>
-          <w:rFonts w:ascii="Arial" w:hAnsi="Arial" w:cs="Arial"/>
-          <w:sz w:val="24"/>
-          <w:szCs w:val="24"/>
-        </w:rPr>
-        <w:t>Переключился на ветку</w:t>
-      </w:r>
-      <w:r>
-        <w:rPr>
-          <w:rFonts w:ascii="Arial" w:hAnsi="Arial" w:cs="Arial"/>
-          <w:sz w:val="24"/>
-          <w:szCs w:val="24"/>
-        </w:rPr>
-        <w:t xml:space="preserve"> </w:t>
-      </w:r>
-      <w:r>
-        <w:rPr>
-          <w:rFonts w:ascii="Arial" w:hAnsi="Arial" w:cs="Arial"/>
-          <w:sz w:val="24"/>
-          <w:szCs w:val="24"/>
-        </w:rPr>
-        <w:t>и внес изменения</w:t>
-      </w:r>
-    </w:p>
-    <w:p>
-      <w:pPr>
-        <w:rPr>
-          <w:rFonts w:ascii="Arial" w:hAnsi="Arial" w:cs="Arial"/>
-          <w:sz w:val="24"/>
-          <w:szCs w:val="24"/>
-          <w:lang w:val="en-US"/>
-        </w:rPr>
-      </w:pPr>
-      <w:r>
-        <w:rPr>
-          <w:rFonts w:ascii="Arial" w:hAnsi="Arial" w:cs="Arial"/>
+          <w:rFonts w:ascii="Times New Roman" w:hAnsi="Times New Roman" w:cs="Times New Roman"/>
+          <w:sz w:val="24"/>
+          <w:szCs w:val="24"/>
+        </w:rPr>
+      </w:pPr>
+      <w:r>
+        <w:rPr>
+          <w:rFonts w:ascii="Times New Roman" w:hAnsi="Times New Roman" w:cs="Times New Roman"/>
+          <w:sz w:val="24"/>
+          <w:szCs w:val="24"/>
+        </w:rPr>
+        <w:t>Демонстрирую откат в ветке.</w:t>
+      </w:r>
+    </w:p>
+    <w:p>
+      <w:pPr>
+        <w:rPr>
+          <w:rFonts w:ascii="Times New Roman" w:hAnsi="Times New Roman" w:cs="Times New Roman"/>
+          <w:sz w:val="24"/>
+          <w:szCs w:val="24"/>
+        </w:rPr>
+      </w:pPr>
+      <w:r>
+        <w:rPr>
+          <w:rFonts w:ascii="Times New Roman" w:hAnsi="Times New Roman" w:cs="Times New Roman"/>
+          <w:sz w:val="24"/>
+          <w:szCs w:val="24"/>
+        </w:rPr>
+        <w:t>Переключился на ветку и внес изменения</w:t>
+      </w:r>
+    </w:p>
+    <w:p>
+      <w:pPr>
+        <w:rPr>
+          <w:rFonts w:ascii="Times New Roman" w:hAnsi="Times New Roman" w:cs="Times New Roman"/>
+          <w:sz w:val="24"/>
+          <w:szCs w:val="24"/>
+          <w:lang w:val="en-US"/>
+        </w:rPr>
+      </w:pPr>
+      <w:r>
+        <w:rPr>
+          <w:rFonts w:ascii="Times New Roman" w:hAnsi="Times New Roman" w:cs="Times New Roman"/>
+          <w:noProof/>
           <w:sz w:val="24"/>
           <w:szCs w:val="24"/>
         </w:rPr>
@@ -2544,7 +2411,7 @@
                     <pic:cNvPicPr/>
                   </pic:nvPicPr>
                   <pic:blipFill>
-                    <a:blip r:embed="rId19"/>
+                    <a:blip r:embed="rId20"/>
                     <a:stretch>
                       <a:fillRect/>
                     </a:stretch>
@@ -2568,15 +2435,16 @@
     <w:p>
       <w:pPr>
         <w:rPr>
-          <w:rFonts w:ascii="Arial" w:hAnsi="Arial" w:cs="Arial"/>
-          <w:sz w:val="24"/>
-          <w:szCs w:val="24"/>
-          <w:lang w:val="en-US"/>
-        </w:rPr>
-      </w:pPr>
-      <w:r>
-        <w:rPr>
-          <w:rFonts w:ascii="Arial" w:hAnsi="Arial" w:cs="Arial"/>
+          <w:rFonts w:ascii="Times New Roman" w:hAnsi="Times New Roman" w:cs="Times New Roman"/>
+          <w:sz w:val="24"/>
+          <w:szCs w:val="24"/>
+          <w:lang w:val="en-US"/>
+        </w:rPr>
+      </w:pPr>
+      <w:r>
+        <w:rPr>
+          <w:rFonts w:ascii="Times New Roman" w:hAnsi="Times New Roman" w:cs="Times New Roman"/>
+          <w:noProof/>
           <w:sz w:val="24"/>
           <w:szCs w:val="24"/>
           <w:lang w:val="en-US"/>
@@ -2597,7 +2465,7 @@
                     <pic:cNvPicPr/>
                   </pic:nvPicPr>
                   <pic:blipFill>
-                    <a:blip r:embed="rId20"/>
+                    <a:blip r:embed="rId21"/>
                     <a:stretch>
                       <a:fillRect/>
                     </a:stretch>
@@ -2621,15 +2489,16 @@
     <w:p>
       <w:pPr>
         <w:rPr>
-          <w:rFonts w:ascii="Arial" w:hAnsi="Arial" w:cs="Arial"/>
-          <w:sz w:val="24"/>
-          <w:szCs w:val="24"/>
-          <w:lang w:val="en-US"/>
-        </w:rPr>
-      </w:pPr>
-      <w:r>
-        <w:rPr>
-          <w:rFonts w:ascii="Arial" w:hAnsi="Arial" w:cs="Arial"/>
+          <w:rFonts w:ascii="Times New Roman" w:hAnsi="Times New Roman" w:cs="Times New Roman"/>
+          <w:sz w:val="24"/>
+          <w:szCs w:val="24"/>
+          <w:lang w:val="en-US"/>
+        </w:rPr>
+      </w:pPr>
+      <w:r>
+        <w:rPr>
+          <w:rFonts w:ascii="Times New Roman" w:hAnsi="Times New Roman" w:cs="Times New Roman"/>
+          <w:noProof/>
           <w:sz w:val="24"/>
           <w:szCs w:val="24"/>
         </w:rPr>
@@ -2650,7 +2519,7 @@
                     <pic:cNvPicPr/>
                   </pic:nvPicPr>
                   <pic:blipFill>
-                    <a:blip r:embed="rId21"/>
+                    <a:blip r:embed="rId22"/>
                     <a:stretch>
                       <a:fillRect/>
                     </a:stretch>
@@ -2674,15 +2543,16 @@
     <w:p>
       <w:pPr>
         <w:rPr>
-          <w:rFonts w:ascii="Arial" w:hAnsi="Arial" w:cs="Arial"/>
-          <w:sz w:val="24"/>
-          <w:szCs w:val="24"/>
-          <w:lang w:val="en-US"/>
-        </w:rPr>
-      </w:pPr>
-      <w:r>
-        <w:rPr>
-          <w:rFonts w:ascii="Arial" w:hAnsi="Arial" w:cs="Arial"/>
+          <w:rFonts w:ascii="Times New Roman" w:hAnsi="Times New Roman" w:cs="Times New Roman"/>
+          <w:sz w:val="24"/>
+          <w:szCs w:val="24"/>
+          <w:lang w:val="en-US"/>
+        </w:rPr>
+      </w:pPr>
+      <w:r>
+        <w:rPr>
+          <w:rFonts w:ascii="Times New Roman" w:hAnsi="Times New Roman" w:cs="Times New Roman"/>
+          <w:noProof/>
           <w:sz w:val="24"/>
           <w:szCs w:val="24"/>
           <w:lang w:val="en-US"/>
@@ -2703,7 +2573,7 @@
                     <pic:cNvPicPr/>
                   </pic:nvPicPr>
                   <pic:blipFill>
-                    <a:blip r:embed="rId22"/>
+                    <a:blip r:embed="rId23"/>
                     <a:stretch>
                       <a:fillRect/>
                     </a:stretch>
@@ -2727,15 +2597,15 @@
     <w:p>
       <w:pPr>
         <w:rPr>
-          <w:rFonts w:ascii="Arial" w:hAnsi="Arial" w:cs="Arial"/>
-          <w:sz w:val="24"/>
-          <w:szCs w:val="24"/>
-          <w:lang w:val="en-US"/>
-        </w:rPr>
-      </w:pPr>
-      <w:r>
-        <w:rPr>
-          <w:rFonts w:ascii="Arial" w:hAnsi="Arial" w:cs="Arial"/>
+          <w:rFonts w:ascii="Times New Roman" w:hAnsi="Times New Roman" w:cs="Times New Roman"/>
+          <w:sz w:val="24"/>
+          <w:szCs w:val="24"/>
+          <w:lang w:val="en-US"/>
+        </w:rPr>
+      </w:pPr>
+      <w:r>
+        <w:rPr>
+          <w:rFonts w:ascii="Times New Roman" w:hAnsi="Times New Roman" w:cs="Times New Roman"/>
           <w:sz w:val="24"/>
           <w:szCs w:val="24"/>
         </w:rPr>
@@ -2745,15 +2615,16 @@
     <w:p>
       <w:pPr>
         <w:rPr>
-          <w:rFonts w:ascii="Arial" w:hAnsi="Arial" w:cs="Arial"/>
-          <w:sz w:val="24"/>
-          <w:szCs w:val="24"/>
-          <w:lang w:val="en-US"/>
-        </w:rPr>
-      </w:pPr>
-      <w:r>
-        <w:rPr>
-          <w:rFonts w:ascii="Arial" w:hAnsi="Arial" w:cs="Arial"/>
+          <w:rFonts w:ascii="Times New Roman" w:hAnsi="Times New Roman" w:cs="Times New Roman"/>
+          <w:sz w:val="24"/>
+          <w:szCs w:val="24"/>
+          <w:lang w:val="en-US"/>
+        </w:rPr>
+      </w:pPr>
+      <w:r>
+        <w:rPr>
+          <w:rFonts w:ascii="Times New Roman" w:hAnsi="Times New Roman" w:cs="Times New Roman"/>
+          <w:noProof/>
           <w:sz w:val="24"/>
           <w:szCs w:val="24"/>
           <w:lang w:val="en-US"/>
@@ -2775,7 +2646,7 @@
                     <pic:cNvPicPr/>
                   </pic:nvPicPr>
                   <pic:blipFill>
-                    <a:blip r:embed="rId23"/>
+                    <a:blip r:embed="rId24"/>
                     <a:stretch>
                       <a:fillRect/>
                     </a:stretch>
@@ -2799,14 +2670,14 @@
     <w:p>
       <w:pPr>
         <w:rPr>
-          <w:rFonts w:ascii="Arial" w:hAnsi="Arial" w:cs="Arial"/>
-          <w:sz w:val="24"/>
-          <w:szCs w:val="24"/>
-        </w:rPr>
-      </w:pPr>
-      <w:r>
-        <w:rPr>
-          <w:rFonts w:ascii="Arial" w:hAnsi="Arial" w:cs="Arial"/>
+          <w:rFonts w:ascii="Times New Roman" w:hAnsi="Times New Roman" w:cs="Times New Roman"/>
+          <w:sz w:val="24"/>
+          <w:szCs w:val="24"/>
+        </w:rPr>
+      </w:pPr>
+      <w:r>
+        <w:rPr>
+          <w:rFonts w:ascii="Times New Roman" w:hAnsi="Times New Roman" w:cs="Times New Roman"/>
           <w:sz w:val="24"/>
           <w:szCs w:val="24"/>
         </w:rPr>
@@ -2816,15 +2687,15 @@
     <w:p>
       <w:pPr>
         <w:rPr>
-          <w:rFonts w:ascii="Arial" w:hAnsi="Arial" w:cs="Arial"/>
-          <w:sz w:val="24"/>
-          <w:szCs w:val="24"/>
-          <w:lang w:val="en-US"/>
-        </w:rPr>
-      </w:pPr>
-      <w:r>
-        <w:rPr>
-          <w:rFonts w:ascii="Arial" w:hAnsi="Arial" w:cs="Arial"/>
+          <w:rFonts w:ascii="Times New Roman" w:hAnsi="Times New Roman" w:cs="Times New Roman"/>
+          <w:sz w:val="24"/>
+          <w:szCs w:val="24"/>
+          <w:lang w:val="en-US"/>
+        </w:rPr>
+      </w:pPr>
+      <w:r>
+        <w:rPr>
+          <w:rFonts w:ascii="Times New Roman" w:hAnsi="Times New Roman" w:cs="Times New Roman"/>
           <w:sz w:val="24"/>
           <w:szCs w:val="24"/>
         </w:rPr>
@@ -2832,7 +2703,7 @@
       </w:r>
       <w:r>
         <w:rPr>
-          <w:rFonts w:ascii="Arial" w:hAnsi="Arial" w:cs="Arial"/>
+          <w:rFonts w:ascii="Times New Roman" w:hAnsi="Times New Roman" w:cs="Times New Roman"/>
           <w:sz w:val="24"/>
           <w:szCs w:val="24"/>
           <w:lang w:val="en-US"/>
@@ -2843,14 +2714,15 @@
     <w:p>
       <w:pPr>
         <w:rPr>
-          <w:rFonts w:ascii="Arial" w:hAnsi="Arial" w:cs="Arial"/>
-          <w:sz w:val="24"/>
-          <w:szCs w:val="24"/>
-        </w:rPr>
-      </w:pPr>
-      <w:r>
-        <w:rPr>
-          <w:rFonts w:ascii="Arial" w:hAnsi="Arial" w:cs="Arial"/>
+          <w:rFonts w:ascii="Times New Roman" w:hAnsi="Times New Roman" w:cs="Times New Roman"/>
+          <w:sz w:val="24"/>
+          <w:szCs w:val="24"/>
+        </w:rPr>
+      </w:pPr>
+      <w:r>
+        <w:rPr>
+          <w:rFonts w:ascii="Times New Roman" w:hAnsi="Times New Roman" w:cs="Times New Roman"/>
+          <w:noProof/>
           <w:sz w:val="24"/>
           <w:szCs w:val="24"/>
         </w:rPr>
@@ -2870,7 +2742,7 @@
                     <pic:cNvPicPr/>
                   </pic:nvPicPr>
                   <pic:blipFill>
-                    <a:blip r:embed="rId24"/>
+                    <a:blip r:embed="rId25"/>
                     <a:stretch>
                       <a:fillRect/>
                     </a:stretch>
@@ -2894,15 +2766,15 @@
     <w:p>
       <w:pPr>
         <w:rPr>
-          <w:rFonts w:ascii="Arial" w:hAnsi="Arial" w:cs="Arial"/>
-          <w:sz w:val="24"/>
-          <w:szCs w:val="24"/>
-          <w:lang w:val="en-US"/>
-        </w:rPr>
-      </w:pPr>
-      <w:r>
-        <w:rPr>
-          <w:rFonts w:ascii="Arial" w:hAnsi="Arial" w:cs="Arial"/>
+          <w:rFonts w:ascii="Times New Roman" w:hAnsi="Times New Roman" w:cs="Times New Roman"/>
+          <w:sz w:val="24"/>
+          <w:szCs w:val="24"/>
+          <w:lang w:val="en-US"/>
+        </w:rPr>
+      </w:pPr>
+      <w:r>
+        <w:rPr>
+          <w:rFonts w:ascii="Times New Roman" w:hAnsi="Times New Roman" w:cs="Times New Roman"/>
           <w:sz w:val="24"/>
           <w:szCs w:val="24"/>
         </w:rPr>
@@ -2912,15 +2784,16 @@
     <w:p>
       <w:pPr>
         <w:rPr>
-          <w:rFonts w:ascii="Arial" w:hAnsi="Arial" w:cs="Arial"/>
-          <w:sz w:val="24"/>
-          <w:szCs w:val="24"/>
-          <w:lang w:val="en-US"/>
-        </w:rPr>
-      </w:pPr>
-      <w:r>
-        <w:rPr>
-          <w:rFonts w:ascii="Arial" w:hAnsi="Arial" w:cs="Arial"/>
+          <w:rFonts w:ascii="Times New Roman" w:hAnsi="Times New Roman" w:cs="Times New Roman"/>
+          <w:sz w:val="24"/>
+          <w:szCs w:val="24"/>
+          <w:lang w:val="en-US"/>
+        </w:rPr>
+      </w:pPr>
+      <w:r>
+        <w:rPr>
+          <w:rFonts w:ascii="Times New Roman" w:hAnsi="Times New Roman" w:cs="Times New Roman"/>
+          <w:noProof/>
           <w:sz w:val="24"/>
           <w:szCs w:val="24"/>
         </w:rPr>
@@ -2941,7 +2814,7 @@
                     <pic:cNvPicPr/>
                   </pic:nvPicPr>
                   <pic:blipFill>
-                    <a:blip r:embed="rId25"/>
+                    <a:blip r:embed="rId26"/>
                     <a:stretch>
                       <a:fillRect/>
                     </a:stretch>
@@ -2965,15 +2838,15 @@
     <w:p>
       <w:pPr>
         <w:rPr>
-          <w:rFonts w:ascii="Arial" w:hAnsi="Arial" w:cs="Arial"/>
-          <w:sz w:val="24"/>
-          <w:szCs w:val="24"/>
-          <w:lang w:val="en-US"/>
-        </w:rPr>
-      </w:pPr>
-      <w:r>
-        <w:rPr>
-          <w:rFonts w:ascii="Arial" w:hAnsi="Arial" w:cs="Arial"/>
+          <w:rFonts w:ascii="Times New Roman" w:hAnsi="Times New Roman" w:cs="Times New Roman"/>
+          <w:sz w:val="24"/>
+          <w:szCs w:val="24"/>
+          <w:lang w:val="en-US"/>
+        </w:rPr>
+      </w:pPr>
+      <w:r>
+        <w:rPr>
+          <w:rFonts w:ascii="Times New Roman" w:hAnsi="Times New Roman" w:cs="Times New Roman"/>
           <w:sz w:val="24"/>
           <w:szCs w:val="24"/>
         </w:rPr>
@@ -2981,7 +2854,7 @@
       </w:r>
       <w:r>
         <w:rPr>
-          <w:rFonts w:ascii="Arial" w:hAnsi="Arial" w:cs="Arial"/>
+          <w:rFonts w:ascii="Times New Roman" w:hAnsi="Times New Roman" w:cs="Times New Roman"/>
           <w:sz w:val="24"/>
           <w:szCs w:val="24"/>
           <w:lang w:val="en-US"/>
@@ -2992,15 +2865,16 @@
     <w:p>
       <w:pPr>
         <w:rPr>
-          <w:rFonts w:ascii="Arial" w:hAnsi="Arial" w:cs="Arial"/>
-          <w:sz w:val="24"/>
-          <w:szCs w:val="24"/>
-          <w:lang w:val="en-US"/>
-        </w:rPr>
-      </w:pPr>
-      <w:r>
-        <w:rPr>
-          <w:rFonts w:ascii="Arial" w:hAnsi="Arial" w:cs="Arial"/>
+          <w:rFonts w:ascii="Times New Roman" w:hAnsi="Times New Roman" w:cs="Times New Roman"/>
+          <w:sz w:val="24"/>
+          <w:szCs w:val="24"/>
+          <w:lang w:val="en-US"/>
+        </w:rPr>
+      </w:pPr>
+      <w:r>
+        <w:rPr>
+          <w:rFonts w:ascii="Times New Roman" w:hAnsi="Times New Roman" w:cs="Times New Roman"/>
+          <w:noProof/>
           <w:sz w:val="24"/>
           <w:szCs w:val="24"/>
           <w:lang w:val="en-US"/>
@@ -3021,7 +2895,7 @@
                     <pic:cNvPicPr/>
                   </pic:nvPicPr>
                   <pic:blipFill>
-                    <a:blip r:embed="rId26"/>
+                    <a:blip r:embed="rId27"/>
                     <a:stretch>
                       <a:fillRect/>
                     </a:stretch>
@@ -3045,15 +2919,16 @@
     <w:p>
       <w:pPr>
         <w:rPr>
-          <w:rFonts w:ascii="Arial" w:hAnsi="Arial" w:cs="Arial"/>
-          <w:sz w:val="24"/>
-          <w:szCs w:val="24"/>
-          <w:lang w:val="en-US"/>
-        </w:rPr>
-      </w:pPr>
-      <w:r>
-        <w:rPr>
-          <w:rFonts w:ascii="Arial" w:hAnsi="Arial" w:cs="Arial"/>
+          <w:rFonts w:ascii="Times New Roman" w:hAnsi="Times New Roman" w:cs="Times New Roman"/>
+          <w:sz w:val="24"/>
+          <w:szCs w:val="24"/>
+          <w:lang w:val="en-US"/>
+        </w:rPr>
+      </w:pPr>
+      <w:r>
+        <w:rPr>
+          <w:rFonts w:ascii="Times New Roman" w:hAnsi="Times New Roman" w:cs="Times New Roman"/>
+          <w:noProof/>
           <w:sz w:val="24"/>
           <w:szCs w:val="24"/>
           <w:lang w:val="en-US"/>
@@ -3074,7 +2949,7 @@
                     <pic:cNvPicPr/>
                   </pic:nvPicPr>
                   <pic:blipFill>
-                    <a:blip r:embed="rId27"/>
+                    <a:blip r:embed="rId28"/>
                     <a:stretch>
                       <a:fillRect/>
                     </a:stretch>
@@ -3098,15 +2973,16 @@
     <w:p>
       <w:pPr>
         <w:rPr>
-          <w:rFonts w:ascii="Arial" w:hAnsi="Arial" w:cs="Arial"/>
-          <w:sz w:val="24"/>
-          <w:szCs w:val="24"/>
-          <w:lang w:val="en-US"/>
-        </w:rPr>
-      </w:pPr>
-      <w:r>
-        <w:rPr>
-          <w:rFonts w:ascii="Arial" w:hAnsi="Arial" w:cs="Arial"/>
+          <w:rFonts w:ascii="Times New Roman" w:hAnsi="Times New Roman" w:cs="Times New Roman"/>
+          <w:sz w:val="24"/>
+          <w:szCs w:val="24"/>
+          <w:lang w:val="en-US"/>
+        </w:rPr>
+      </w:pPr>
+      <w:r>
+        <w:rPr>
+          <w:rFonts w:ascii="Times New Roman" w:hAnsi="Times New Roman" w:cs="Times New Roman"/>
+          <w:noProof/>
           <w:sz w:val="24"/>
           <w:szCs w:val="24"/>
           <w:lang w:val="en-US"/>
@@ -3128,7 +3004,7 @@
                     <pic:cNvPicPr/>
                   </pic:nvPicPr>
                   <pic:blipFill>
-                    <a:blip r:embed="rId28"/>
+                    <a:blip r:embed="rId29"/>
                     <a:stretch>
                       <a:fillRect/>
                     </a:stretch>
@@ -3152,14 +3028,14 @@
     <w:p>
       <w:pPr>
         <w:rPr>
-          <w:rFonts w:ascii="Arial" w:hAnsi="Arial" w:cs="Arial"/>
-          <w:sz w:val="24"/>
-          <w:szCs w:val="24"/>
-        </w:rPr>
-      </w:pPr>
-      <w:r>
-        <w:rPr>
-          <w:rFonts w:ascii="Arial" w:hAnsi="Arial" w:cs="Arial"/>
+          <w:rFonts w:ascii="Times New Roman" w:hAnsi="Times New Roman" w:cs="Times New Roman"/>
+          <w:sz w:val="24"/>
+          <w:szCs w:val="24"/>
+        </w:rPr>
+      </w:pPr>
+      <w:r>
+        <w:rPr>
+          <w:rFonts w:ascii="Times New Roman" w:hAnsi="Times New Roman" w:cs="Times New Roman"/>
           <w:sz w:val="24"/>
           <w:szCs w:val="24"/>
         </w:rPr>
@@ -3167,7 +3043,7 @@
       </w:r>
       <w:r>
         <w:rPr>
-          <w:rFonts w:ascii="Arial" w:hAnsi="Arial" w:cs="Arial"/>
+          <w:rFonts w:ascii="Times New Roman" w:hAnsi="Times New Roman" w:cs="Times New Roman"/>
           <w:sz w:val="24"/>
           <w:szCs w:val="24"/>
           <w:lang w:val="en-US"/>
@@ -3176,7 +3052,7 @@
       </w:r>
       <w:r>
         <w:rPr>
-          <w:rFonts w:ascii="Arial" w:hAnsi="Arial" w:cs="Arial"/>
+          <w:rFonts w:ascii="Times New Roman" w:hAnsi="Times New Roman" w:cs="Times New Roman"/>
           <w:sz w:val="24"/>
           <w:szCs w:val="24"/>
         </w:rPr>
@@ -3186,14 +3062,15 @@
     <w:p>
       <w:pPr>
         <w:rPr>
-          <w:rFonts w:ascii="Arial" w:hAnsi="Arial" w:cs="Arial"/>
-          <w:sz w:val="24"/>
-          <w:szCs w:val="24"/>
-        </w:rPr>
-      </w:pPr>
-      <w:r>
-        <w:rPr>
-          <w:rFonts w:ascii="Arial" w:hAnsi="Arial" w:cs="Arial"/>
+          <w:rFonts w:ascii="Times New Roman" w:hAnsi="Times New Roman" w:cs="Times New Roman"/>
+          <w:sz w:val="24"/>
+          <w:szCs w:val="24"/>
+        </w:rPr>
+      </w:pPr>
+      <w:r>
+        <w:rPr>
+          <w:rFonts w:ascii="Times New Roman" w:hAnsi="Times New Roman" w:cs="Times New Roman"/>
+          <w:noProof/>
           <w:sz w:val="24"/>
           <w:szCs w:val="24"/>
         </w:rPr>
@@ -3213,7 +3090,7 @@
                     <pic:cNvPicPr/>
                   </pic:nvPicPr>
                   <pic:blipFill>
-                    <a:blip r:embed="rId29"/>
+                    <a:blip r:embed="rId30"/>
                     <a:stretch>
                       <a:fillRect/>
                     </a:stretch>
@@ -3237,42 +3114,34 @@
     <w:p>
       <w:pPr>
         <w:rPr>
-          <w:rFonts w:ascii="Arial" w:hAnsi="Arial" w:cs="Arial"/>
-          <w:sz w:val="24"/>
-          <w:szCs w:val="24"/>
-          <w:lang w:val="en-US"/>
-        </w:rPr>
-      </w:pPr>
-      <w:r>
-        <w:rPr>
-          <w:rFonts w:ascii="Arial" w:hAnsi="Arial" w:cs="Arial"/>
-          <w:sz w:val="24"/>
-          <w:szCs w:val="24"/>
-          <w:lang w:val="en-US"/>
-        </w:rPr>
-        <w:t xml:space="preserve">$ </w:t>
-      </w:r>
-      <w:r>
-        <w:rPr>
-          <w:rFonts w:ascii="Arial" w:hAnsi="Arial" w:cs="Arial"/>
-          <w:sz w:val="24"/>
-          <w:szCs w:val="24"/>
-          <w:lang w:val="en-US"/>
-        </w:rPr>
-        <w:t>git reset --soft HEAD~1</w:t>
-      </w:r>
-    </w:p>
-    <w:p>
-      <w:pPr>
-        <w:rPr>
-          <w:rFonts w:ascii="Arial" w:hAnsi="Arial" w:cs="Arial"/>
-          <w:sz w:val="24"/>
-          <w:szCs w:val="24"/>
-        </w:rPr>
-      </w:pPr>
-      <w:r>
-        <w:rPr>
-          <w:rFonts w:ascii="Arial" w:hAnsi="Arial" w:cs="Arial"/>
+          <w:rFonts w:ascii="Times New Roman" w:hAnsi="Times New Roman" w:cs="Times New Roman"/>
+          <w:sz w:val="24"/>
+          <w:szCs w:val="24"/>
+          <w:lang w:val="en-US"/>
+        </w:rPr>
+      </w:pPr>
+      <w:r>
+        <w:rPr>
+          <w:rFonts w:ascii="Times New Roman" w:hAnsi="Times New Roman" w:cs="Times New Roman"/>
+          <w:sz w:val="24"/>
+          <w:szCs w:val="24"/>
+          <w:lang w:val="en-US"/>
+        </w:rPr>
+        <w:t>$ git reset --soft HEAD~1</w:t>
+      </w:r>
+    </w:p>
+    <w:p>
+      <w:pPr>
+        <w:rPr>
+          <w:rFonts w:ascii="Times New Roman" w:hAnsi="Times New Roman" w:cs="Times New Roman"/>
+          <w:sz w:val="24"/>
+          <w:szCs w:val="24"/>
+        </w:rPr>
+      </w:pPr>
+      <w:r>
+        <w:rPr>
+          <w:rFonts w:ascii="Times New Roman" w:hAnsi="Times New Roman" w:cs="Times New Roman"/>
+          <w:noProof/>
           <w:sz w:val="24"/>
           <w:szCs w:val="24"/>
           <w:lang w:val="en-US"/>
@@ -3293,7 +3162,7 @@
                     <pic:cNvPicPr/>
                   </pic:nvPicPr>
                   <pic:blipFill>
-                    <a:blip r:embed="rId30"/>
+                    <a:blip r:embed="rId31"/>
                     <a:stretch>
                       <a:fillRect/>
                     </a:stretch>
@@ -3317,23 +3186,23 @@
     <w:p>
       <w:pPr>
         <w:rPr>
-          <w:rFonts w:ascii="Arial" w:hAnsi="Arial" w:cs="Arial"/>
-          <w:sz w:val="24"/>
-          <w:szCs w:val="24"/>
-        </w:rPr>
-      </w:pPr>
-    </w:p>
-    <w:p>
-      <w:pPr>
-        <w:rPr>
-          <w:rFonts w:ascii="Arial" w:hAnsi="Arial" w:cs="Arial"/>
-          <w:sz w:val="24"/>
-          <w:szCs w:val="24"/>
-        </w:rPr>
-      </w:pPr>
-      <w:r>
-        <w:rPr>
-          <w:rFonts w:ascii="Arial" w:hAnsi="Arial" w:cs="Arial"/>
+          <w:rFonts w:ascii="Times New Roman" w:hAnsi="Times New Roman" w:cs="Times New Roman"/>
+          <w:sz w:val="24"/>
+          <w:szCs w:val="24"/>
+        </w:rPr>
+      </w:pPr>
+    </w:p>
+    <w:p>
+      <w:pPr>
+        <w:rPr>
+          <w:rFonts w:ascii="Times New Roman" w:hAnsi="Times New Roman" w:cs="Times New Roman"/>
+          <w:sz w:val="24"/>
+          <w:szCs w:val="24"/>
+        </w:rPr>
+      </w:pPr>
+      <w:r>
+        <w:rPr>
+          <w:rFonts w:ascii="Times New Roman" w:hAnsi="Times New Roman" w:cs="Times New Roman"/>
           <w:sz w:val="24"/>
           <w:szCs w:val="24"/>
         </w:rPr>
@@ -3342,7 +3211,7 @@
       </w:r>
       <w:r>
         <w:rPr>
-          <w:rFonts w:ascii="Arial" w:hAnsi="Arial" w:cs="Arial"/>
+          <w:rFonts w:ascii="Times New Roman" w:hAnsi="Times New Roman" w:cs="Times New Roman"/>
           <w:sz w:val="24"/>
           <w:szCs w:val="24"/>
           <w:lang w:val="en-US"/>
@@ -3351,7 +3220,7 @@
       </w:r>
       <w:r>
         <w:rPr>
-          <w:rFonts w:ascii="Arial" w:hAnsi="Arial" w:cs="Arial"/>
+          <w:rFonts w:ascii="Times New Roman" w:hAnsi="Times New Roman" w:cs="Times New Roman"/>
           <w:sz w:val="24"/>
           <w:szCs w:val="24"/>
         </w:rPr>
@@ -3359,7 +3228,7 @@
       </w:r>
       <w:r>
         <w:rPr>
-          <w:rFonts w:ascii="Arial" w:hAnsi="Arial" w:cs="Arial"/>
+          <w:rFonts w:ascii="Times New Roman" w:hAnsi="Times New Roman" w:cs="Times New Roman"/>
           <w:sz w:val="24"/>
           <w:szCs w:val="24"/>
           <w:lang w:val="en-US"/>
@@ -3368,7 +3237,7 @@
       </w:r>
       <w:r>
         <w:rPr>
-          <w:rFonts w:ascii="Arial" w:hAnsi="Arial" w:cs="Arial"/>
+          <w:rFonts w:ascii="Times New Roman" w:hAnsi="Times New Roman" w:cs="Times New Roman"/>
           <w:sz w:val="24"/>
           <w:szCs w:val="24"/>
         </w:rPr>
@@ -3378,15 +3247,16 @@
     <w:p>
       <w:pPr>
         <w:rPr>
-          <w:rFonts w:ascii="Arial" w:hAnsi="Arial" w:cs="Arial"/>
-          <w:sz w:val="24"/>
-          <w:szCs w:val="24"/>
-          <w:lang w:val="en-US"/>
-        </w:rPr>
-      </w:pPr>
-      <w:r>
-        <w:rPr>
-          <w:rFonts w:ascii="Arial" w:hAnsi="Arial" w:cs="Arial"/>
+          <w:rFonts w:ascii="Times New Roman" w:hAnsi="Times New Roman" w:cs="Times New Roman"/>
+          <w:sz w:val="24"/>
+          <w:szCs w:val="24"/>
+          <w:lang w:val="en-US"/>
+        </w:rPr>
+      </w:pPr>
+      <w:r>
+        <w:rPr>
+          <w:rFonts w:ascii="Times New Roman" w:hAnsi="Times New Roman" w:cs="Times New Roman"/>
+          <w:noProof/>
           <w:sz w:val="24"/>
           <w:szCs w:val="24"/>
         </w:rPr>
@@ -3406,7 +3276,7 @@
                     <pic:cNvPicPr/>
                   </pic:nvPicPr>
                   <pic:blipFill>
-                    <a:blip r:embed="rId31"/>
+                    <a:blip r:embed="rId32"/>
                     <a:stretch>
                       <a:fillRect/>
                     </a:stretch>
@@ -3430,15 +3300,16 @@
     <w:p>
       <w:pPr>
         <w:rPr>
-          <w:rFonts w:ascii="Arial" w:hAnsi="Arial" w:cs="Arial"/>
-          <w:sz w:val="24"/>
-          <w:szCs w:val="24"/>
-          <w:lang w:val="en-US"/>
-        </w:rPr>
-      </w:pPr>
-      <w:r>
-        <w:rPr>
-          <w:rFonts w:ascii="Arial" w:hAnsi="Arial" w:cs="Arial"/>
+          <w:rFonts w:ascii="Times New Roman" w:hAnsi="Times New Roman" w:cs="Times New Roman"/>
+          <w:sz w:val="24"/>
+          <w:szCs w:val="24"/>
+          <w:lang w:val="en-US"/>
+        </w:rPr>
+      </w:pPr>
+      <w:r>
+        <w:rPr>
+          <w:rFonts w:ascii="Times New Roman" w:hAnsi="Times New Roman" w:cs="Times New Roman"/>
+          <w:noProof/>
           <w:sz w:val="24"/>
           <w:szCs w:val="24"/>
         </w:rPr>
@@ -3458,7 +3329,7 @@
                     <pic:cNvPicPr/>
                   </pic:nvPicPr>
                   <pic:blipFill>
-                    <a:blip r:embed="rId32"/>
+                    <a:blip r:embed="rId33"/>
                     <a:stretch>
                       <a:fillRect/>
                     </a:stretch>
@@ -3482,15 +3353,16 @@
     <w:p>
       <w:pPr>
         <w:rPr>
-          <w:rFonts w:ascii="Arial" w:hAnsi="Arial" w:cs="Arial"/>
-          <w:sz w:val="24"/>
-          <w:szCs w:val="24"/>
-          <w:lang w:val="en-US"/>
-        </w:rPr>
-      </w:pPr>
-      <w:r>
-        <w:rPr>
-          <w:rFonts w:ascii="Arial" w:hAnsi="Arial" w:cs="Arial"/>
+          <w:rFonts w:ascii="Times New Roman" w:hAnsi="Times New Roman" w:cs="Times New Roman"/>
+          <w:sz w:val="24"/>
+          <w:szCs w:val="24"/>
+          <w:lang w:val="en-US"/>
+        </w:rPr>
+      </w:pPr>
+      <w:r>
+        <w:rPr>
+          <w:rFonts w:ascii="Times New Roman" w:hAnsi="Times New Roman" w:cs="Times New Roman"/>
+          <w:noProof/>
           <w:sz w:val="24"/>
           <w:szCs w:val="24"/>
           <w:lang w:val="en-US"/>
@@ -3511,7 +3383,7 @@
                     <pic:cNvPicPr/>
                   </pic:nvPicPr>
                   <pic:blipFill>
-                    <a:blip r:embed="rId33"/>
+                    <a:blip r:embed="rId34"/>
                     <a:stretch>
                       <a:fillRect/>
                     </a:stretch>
@@ -3535,24 +3407,24 @@
     <w:p>
       <w:pPr>
         <w:rPr>
-          <w:rFonts w:ascii="Arial" w:hAnsi="Arial" w:cs="Arial"/>
-          <w:sz w:val="24"/>
-          <w:szCs w:val="24"/>
-          <w:lang w:val="en-US"/>
-        </w:rPr>
-      </w:pPr>
-    </w:p>
-    <w:p>
-      <w:pPr>
-        <w:rPr>
-          <w:rFonts w:ascii="Arial" w:hAnsi="Arial" w:cs="Arial"/>
-          <w:sz w:val="24"/>
-          <w:szCs w:val="24"/>
-        </w:rPr>
-      </w:pPr>
-      <w:r>
-        <w:rPr>
-          <w:rFonts w:ascii="Arial" w:hAnsi="Arial" w:cs="Arial"/>
+          <w:rFonts w:ascii="Times New Roman" w:hAnsi="Times New Roman" w:cs="Times New Roman"/>
+          <w:sz w:val="24"/>
+          <w:szCs w:val="24"/>
+          <w:lang w:val="en-US"/>
+        </w:rPr>
+      </w:pPr>
+    </w:p>
+    <w:p>
+      <w:pPr>
+        <w:rPr>
+          <w:rFonts w:ascii="Times New Roman" w:hAnsi="Times New Roman" w:cs="Times New Roman"/>
+          <w:sz w:val="24"/>
+          <w:szCs w:val="24"/>
+        </w:rPr>
+      </w:pPr>
+      <w:r>
+        <w:rPr>
+          <w:rFonts w:ascii="Times New Roman" w:hAnsi="Times New Roman" w:cs="Times New Roman"/>
           <w:sz w:val="24"/>
           <w:szCs w:val="24"/>
         </w:rPr>
@@ -3562,43 +3434,34 @@
     <w:p>
       <w:pPr>
         <w:rPr>
-          <w:rFonts w:ascii="Arial" w:hAnsi="Arial" w:cs="Arial"/>
-          <w:sz w:val="24"/>
-          <w:szCs w:val="24"/>
-        </w:rPr>
-      </w:pPr>
-    </w:p>
-    <w:p>
-      <w:pPr>
-        <w:rPr>
-          <w:rFonts w:ascii="Arial" w:hAnsi="Arial" w:cs="Arial"/>
-          <w:sz w:val="24"/>
-          <w:szCs w:val="24"/>
-          <w:lang w:val="en-US"/>
-        </w:rPr>
-      </w:pPr>
-      <w:r>
-        <w:rPr>
-          <w:rFonts w:ascii="Arial" w:hAnsi="Arial" w:cs="Arial"/>
-          <w:sz w:val="24"/>
-          <w:szCs w:val="24"/>
-          <w:lang w:val="en-US"/>
-        </w:rPr>
-        <w:t xml:space="preserve">$ </w:t>
-      </w:r>
-      <w:r>
-        <w:rPr>
-          <w:rFonts w:ascii="Arial" w:hAnsi="Arial" w:cs="Arial"/>
-          <w:sz w:val="24"/>
-          <w:szCs w:val="24"/>
-          <w:lang w:val="en-US"/>
-        </w:rPr>
-        <w:t>git format-patch HEAD~3 --</w:t>
+          <w:rFonts w:ascii="Times New Roman" w:hAnsi="Times New Roman" w:cs="Times New Roman"/>
+          <w:sz w:val="24"/>
+          <w:szCs w:val="24"/>
+        </w:rPr>
+      </w:pPr>
+    </w:p>
+    <w:p>
+      <w:pPr>
+        <w:rPr>
+          <w:rFonts w:ascii="Times New Roman" w:hAnsi="Times New Roman" w:cs="Times New Roman"/>
+          <w:sz w:val="24"/>
+          <w:szCs w:val="24"/>
+          <w:lang w:val="en-US"/>
+        </w:rPr>
+      </w:pPr>
+      <w:r>
+        <w:rPr>
+          <w:rFonts w:ascii="Times New Roman" w:hAnsi="Times New Roman" w:cs="Times New Roman"/>
+          <w:sz w:val="24"/>
+          <w:szCs w:val="24"/>
+          <w:lang w:val="en-US"/>
+        </w:rPr>
+        <w:t>$ git format-patch HEAD~3 --</w:t>
       </w:r>
       <w:proofErr w:type="spellStart"/>
       <w:r>
         <w:rPr>
-          <w:rFonts w:ascii="Arial" w:hAnsi="Arial" w:cs="Arial"/>
+          <w:rFonts w:ascii="Times New Roman" w:hAnsi="Times New Roman" w:cs="Times New Roman"/>
           <w:sz w:val="24"/>
           <w:szCs w:val="24"/>
           <w:lang w:val="en-US"/>
@@ -3608,7 +3471,7 @@
       <w:proofErr w:type="spellEnd"/>
       <w:r>
         <w:rPr>
-          <w:rFonts w:ascii="Arial" w:hAnsi="Arial" w:cs="Arial"/>
+          <w:rFonts w:ascii="Times New Roman" w:hAnsi="Times New Roman" w:cs="Times New Roman"/>
           <w:sz w:val="24"/>
           <w:szCs w:val="24"/>
           <w:lang w:val="en-US"/>
@@ -3618,7 +3481,7 @@
       <w:proofErr w:type="spellStart"/>
       <w:r>
         <w:rPr>
-          <w:rFonts w:ascii="Arial" w:hAnsi="Arial" w:cs="Arial"/>
+          <w:rFonts w:ascii="Times New Roman" w:hAnsi="Times New Roman" w:cs="Times New Roman"/>
           <w:sz w:val="24"/>
           <w:szCs w:val="24"/>
           <w:lang w:val="en-US"/>
@@ -3628,7 +3491,7 @@
       <w:proofErr w:type="gramStart"/>
       <w:r>
         <w:rPr>
-          <w:rFonts w:ascii="Arial" w:hAnsi="Arial" w:cs="Arial"/>
+          <w:rFonts w:ascii="Times New Roman" w:hAnsi="Times New Roman" w:cs="Times New Roman"/>
           <w:sz w:val="24"/>
           <w:szCs w:val="24"/>
           <w:lang w:val="en-US"/>
@@ -3641,15 +3504,15 @@
     <w:p>
       <w:pPr>
         <w:rPr>
-          <w:rFonts w:ascii="Arial" w:hAnsi="Arial" w:cs="Arial"/>
-          <w:sz w:val="24"/>
-          <w:szCs w:val="24"/>
-          <w:lang w:val="en-US"/>
-        </w:rPr>
-      </w:pPr>
-      <w:r>
-        <w:rPr>
-          <w:rFonts w:ascii="Arial" w:hAnsi="Arial" w:cs="Arial"/>
+          <w:rFonts w:ascii="Times New Roman" w:hAnsi="Times New Roman" w:cs="Times New Roman"/>
+          <w:sz w:val="24"/>
+          <w:szCs w:val="24"/>
+          <w:lang w:val="en-US"/>
+        </w:rPr>
+      </w:pPr>
+      <w:r>
+        <w:rPr>
+          <w:rFonts w:ascii="Times New Roman" w:hAnsi="Times New Roman" w:cs="Times New Roman"/>
           <w:sz w:val="24"/>
           <w:szCs w:val="24"/>
           <w:lang w:val="en-US"/>
@@ -3659,7 +3522,7 @@
       <w:proofErr w:type="spellStart"/>
       <w:r>
         <w:rPr>
-          <w:rFonts w:ascii="Arial" w:hAnsi="Arial" w:cs="Arial"/>
+          <w:rFonts w:ascii="Times New Roman" w:hAnsi="Times New Roman" w:cs="Times New Roman"/>
           <w:sz w:val="24"/>
           <w:szCs w:val="24"/>
           <w:lang w:val="en-US"/>
@@ -3669,7 +3532,7 @@
       <w:proofErr w:type="gramStart"/>
       <w:r>
         <w:rPr>
-          <w:rFonts w:ascii="Arial" w:hAnsi="Arial" w:cs="Arial"/>
+          <w:rFonts w:ascii="Times New Roman" w:hAnsi="Times New Roman" w:cs="Times New Roman"/>
           <w:sz w:val="24"/>
           <w:szCs w:val="24"/>
           <w:lang w:val="en-US"/>
@@ -3680,7 +3543,7 @@
       <w:proofErr w:type="gramEnd"/>
       <w:r>
         <w:rPr>
-          <w:rFonts w:ascii="Arial" w:hAnsi="Arial" w:cs="Arial"/>
+          <w:rFonts w:ascii="Times New Roman" w:hAnsi="Times New Roman" w:cs="Times New Roman"/>
           <w:sz w:val="24"/>
           <w:szCs w:val="24"/>
           <w:lang w:val="en-US"/>
@@ -3689,7 +3552,7 @@
       </w:r>
       <w:r>
         <w:rPr>
-          <w:rFonts w:ascii="Arial" w:hAnsi="Arial" w:cs="Arial"/>
+          <w:rFonts w:ascii="Times New Roman" w:hAnsi="Times New Roman" w:cs="Times New Roman"/>
           <w:sz w:val="24"/>
           <w:szCs w:val="24"/>
         </w:rPr>
@@ -3697,7 +3560,7 @@
       </w:r>
       <w:r>
         <w:rPr>
-          <w:rFonts w:ascii="Arial" w:hAnsi="Arial" w:cs="Arial"/>
+          <w:rFonts w:ascii="Times New Roman" w:hAnsi="Times New Roman" w:cs="Times New Roman"/>
           <w:sz w:val="24"/>
           <w:szCs w:val="24"/>
           <w:lang w:val="en-US"/>
@@ -3706,7 +3569,7 @@
       </w:r>
       <w:r>
         <w:rPr>
-          <w:rFonts w:ascii="Arial" w:hAnsi="Arial" w:cs="Arial"/>
+          <w:rFonts w:ascii="Times New Roman" w:hAnsi="Times New Roman" w:cs="Times New Roman"/>
           <w:sz w:val="24"/>
           <w:szCs w:val="24"/>
         </w:rPr>
@@ -3716,35 +3579,35 @@
     <w:p>
       <w:pPr>
         <w:rPr>
-          <w:rFonts w:ascii="Arial" w:hAnsi="Arial" w:cs="Arial"/>
-          <w:sz w:val="24"/>
-          <w:szCs w:val="24"/>
-          <w:lang w:val="en-US"/>
-        </w:rPr>
-      </w:pPr>
-    </w:p>
-    <w:p>
-      <w:pPr>
-        <w:rPr>
-          <w:rFonts w:ascii="Arial" w:hAnsi="Arial" w:cs="Arial"/>
-          <w:sz w:val="24"/>
-          <w:szCs w:val="24"/>
-          <w:lang w:val="en-US"/>
-        </w:rPr>
-      </w:pPr>
-    </w:p>
-    <w:p>
-      <w:pPr>
-        <w:rPr>
-          <w:rFonts w:ascii="Arial" w:hAnsi="Arial" w:cs="Arial"/>
-          <w:sz w:val="24"/>
-          <w:szCs w:val="24"/>
-          <w:lang w:val="en-US"/>
-        </w:rPr>
-      </w:pPr>
-      <w:r>
-        <w:rPr>
-          <w:rFonts w:ascii="Arial" w:hAnsi="Arial" w:cs="Arial"/>
+          <w:rFonts w:ascii="Times New Roman" w:hAnsi="Times New Roman" w:cs="Times New Roman"/>
+          <w:sz w:val="24"/>
+          <w:szCs w:val="24"/>
+          <w:lang w:val="en-US"/>
+        </w:rPr>
+      </w:pPr>
+    </w:p>
+    <w:p>
+      <w:pPr>
+        <w:rPr>
+          <w:rFonts w:ascii="Times New Roman" w:hAnsi="Times New Roman" w:cs="Times New Roman"/>
+          <w:sz w:val="24"/>
+          <w:szCs w:val="24"/>
+          <w:lang w:val="en-US"/>
+        </w:rPr>
+      </w:pPr>
+    </w:p>
+    <w:p>
+      <w:pPr>
+        <w:rPr>
+          <w:rFonts w:ascii="Times New Roman" w:hAnsi="Times New Roman" w:cs="Times New Roman"/>
+          <w:sz w:val="24"/>
+          <w:szCs w:val="24"/>
+          <w:lang w:val="en-US"/>
+        </w:rPr>
+      </w:pPr>
+      <w:r>
+        <w:rPr>
+          <w:rFonts w:ascii="Times New Roman" w:hAnsi="Times New Roman" w:cs="Times New Roman"/>
           <w:sz w:val="24"/>
           <w:szCs w:val="24"/>
           <w:lang w:val="en-US"/>
@@ -3755,15 +3618,16 @@
     <w:p>
       <w:pPr>
         <w:rPr>
-          <w:rFonts w:ascii="Arial" w:hAnsi="Arial" w:cs="Arial"/>
-          <w:sz w:val="24"/>
-          <w:szCs w:val="24"/>
-          <w:lang w:val="en-US"/>
-        </w:rPr>
-      </w:pPr>
-      <w:r>
-        <w:rPr>
-          <w:rFonts w:ascii="Arial" w:hAnsi="Arial" w:cs="Arial"/>
+          <w:rFonts w:ascii="Times New Roman" w:hAnsi="Times New Roman" w:cs="Times New Roman"/>
+          <w:sz w:val="24"/>
+          <w:szCs w:val="24"/>
+          <w:lang w:val="en-US"/>
+        </w:rPr>
+      </w:pPr>
+      <w:r>
+        <w:rPr>
+          <w:rFonts w:ascii="Times New Roman" w:hAnsi="Times New Roman" w:cs="Times New Roman"/>
+          <w:noProof/>
           <w:sz w:val="24"/>
           <w:szCs w:val="24"/>
           <w:lang w:val="en-US"/>
@@ -3785,7 +3649,7 @@
                     <pic:cNvPicPr/>
                   </pic:nvPicPr>
                   <pic:blipFill>
-                    <a:blip r:embed="rId34"/>
+                    <a:blip r:embed="rId35"/>
                     <a:stretch>
                       <a:fillRect/>
                     </a:stretch>
@@ -3809,15 +3673,16 @@
     <w:p>
       <w:pPr>
         <w:rPr>
-          <w:rFonts w:ascii="Arial" w:hAnsi="Arial" w:cs="Arial"/>
-          <w:sz w:val="24"/>
-          <w:szCs w:val="24"/>
-          <w:lang w:val="en-US"/>
-        </w:rPr>
-      </w:pPr>
-      <w:r>
-        <w:rPr>
-          <w:rFonts w:ascii="Arial" w:hAnsi="Arial" w:cs="Arial"/>
+          <w:rFonts w:ascii="Times New Roman" w:hAnsi="Times New Roman" w:cs="Times New Roman"/>
+          <w:sz w:val="24"/>
+          <w:szCs w:val="24"/>
+          <w:lang w:val="en-US"/>
+        </w:rPr>
+      </w:pPr>
+      <w:r>
+        <w:rPr>
+          <w:rFonts w:ascii="Times New Roman" w:hAnsi="Times New Roman" w:cs="Times New Roman"/>
+          <w:noProof/>
           <w:sz w:val="24"/>
           <w:szCs w:val="24"/>
           <w:lang w:val="en-US"/>
@@ -3838,7 +3703,7 @@
                     <pic:cNvPicPr/>
                   </pic:nvPicPr>
                   <pic:blipFill>
-                    <a:blip r:embed="rId35"/>
+                    <a:blip r:embed="rId36"/>
                     <a:stretch>
                       <a:fillRect/>
                     </a:stretch>
@@ -3862,24 +3727,24 @@
     <w:p>
       <w:pPr>
         <w:rPr>
-          <w:rFonts w:ascii="Arial" w:hAnsi="Arial" w:cs="Arial"/>
-          <w:sz w:val="24"/>
-          <w:szCs w:val="24"/>
-          <w:lang w:val="en-US"/>
-        </w:rPr>
-      </w:pPr>
-    </w:p>
-    <w:p>
-      <w:pPr>
-        <w:rPr>
-          <w:rFonts w:ascii="Arial" w:hAnsi="Arial" w:cs="Arial"/>
-          <w:sz w:val="24"/>
-          <w:szCs w:val="24"/>
-        </w:rPr>
-      </w:pPr>
-      <w:r>
-        <w:rPr>
-          <w:rFonts w:ascii="Arial" w:hAnsi="Arial" w:cs="Arial"/>
+          <w:rFonts w:ascii="Times New Roman" w:hAnsi="Times New Roman" w:cs="Times New Roman"/>
+          <w:sz w:val="24"/>
+          <w:szCs w:val="24"/>
+          <w:lang w:val="en-US"/>
+        </w:rPr>
+      </w:pPr>
+    </w:p>
+    <w:p>
+      <w:pPr>
+        <w:rPr>
+          <w:rFonts w:ascii="Times New Roman" w:hAnsi="Times New Roman" w:cs="Times New Roman"/>
+          <w:sz w:val="24"/>
+          <w:szCs w:val="24"/>
+        </w:rPr>
+      </w:pPr>
+      <w:r>
+        <w:rPr>
+          <w:rFonts w:ascii="Times New Roman" w:hAnsi="Times New Roman" w:cs="Times New Roman"/>
           <w:sz w:val="24"/>
           <w:szCs w:val="24"/>
         </w:rPr>
@@ -3889,24 +3754,25 @@
     <w:p>
       <w:pPr>
         <w:rPr>
-          <w:rFonts w:ascii="Arial" w:hAnsi="Arial" w:cs="Arial"/>
-          <w:sz w:val="24"/>
-          <w:szCs w:val="24"/>
-        </w:rPr>
-      </w:pPr>
-    </w:p>
-    <w:p>
-      <w:pPr>
-        <w:rPr>
-          <w:rFonts w:ascii="Arial" w:hAnsi="Arial" w:cs="Arial"/>
-          <w:sz w:val="24"/>
-          <w:szCs w:val="24"/>
-          <w:lang w:val="en-US"/>
-        </w:rPr>
-      </w:pPr>
-      <w:r>
-        <w:rPr>
-          <w:rFonts w:ascii="Arial" w:hAnsi="Arial" w:cs="Arial"/>
+          <w:rFonts w:ascii="Times New Roman" w:hAnsi="Times New Roman" w:cs="Times New Roman"/>
+          <w:sz w:val="24"/>
+          <w:szCs w:val="24"/>
+        </w:rPr>
+      </w:pPr>
+    </w:p>
+    <w:p>
+      <w:pPr>
+        <w:rPr>
+          <w:rFonts w:ascii="Times New Roman" w:hAnsi="Times New Roman" w:cs="Times New Roman"/>
+          <w:sz w:val="24"/>
+          <w:szCs w:val="24"/>
+          <w:lang w:val="en-US"/>
+        </w:rPr>
+      </w:pPr>
+      <w:r>
+        <w:rPr>
+          <w:rFonts w:ascii="Times New Roman" w:hAnsi="Times New Roman" w:cs="Times New Roman"/>
+          <w:noProof/>
           <w:sz w:val="24"/>
           <w:szCs w:val="24"/>
         </w:rPr>
@@ -3926,7 +3792,7 @@
                     <pic:cNvPicPr/>
                   </pic:nvPicPr>
                   <pic:blipFill>
-                    <a:blip r:embed="rId36"/>
+                    <a:blip r:embed="rId37"/>
                     <a:stretch>
                       <a:fillRect/>
                     </a:stretch>
@@ -3950,15 +3816,16 @@
     <w:p>
       <w:pPr>
         <w:rPr>
-          <w:rFonts w:ascii="Arial" w:hAnsi="Arial" w:cs="Arial"/>
-          <w:sz w:val="24"/>
-          <w:szCs w:val="24"/>
-          <w:lang w:val="en-US"/>
-        </w:rPr>
-      </w:pPr>
-      <w:r>
-        <w:rPr>
-          <w:rFonts w:ascii="Arial" w:hAnsi="Arial" w:cs="Arial"/>
+          <w:rFonts w:ascii="Times New Roman" w:hAnsi="Times New Roman" w:cs="Times New Roman"/>
+          <w:sz w:val="24"/>
+          <w:szCs w:val="24"/>
+          <w:lang w:val="en-US"/>
+        </w:rPr>
+      </w:pPr>
+      <w:r>
+        <w:rPr>
+          <w:rFonts w:ascii="Times New Roman" w:hAnsi="Times New Roman" w:cs="Times New Roman"/>
+          <w:noProof/>
           <w:sz w:val="24"/>
           <w:szCs w:val="24"/>
           <w:lang w:val="en-US"/>
@@ -3979,7 +3846,7 @@
                     <pic:cNvPicPr/>
                   </pic:nvPicPr>
                   <pic:blipFill>
-                    <a:blip r:embed="rId37"/>
+                    <a:blip r:embed="rId38"/>
                     <a:stretch>
                       <a:fillRect/>
                     </a:stretch>
@@ -4003,15 +3870,15 @@
     <w:p>
       <w:pPr>
         <w:rPr>
-          <w:rFonts w:ascii="Arial" w:hAnsi="Arial" w:cs="Arial"/>
-          <w:sz w:val="24"/>
-          <w:szCs w:val="24"/>
-          <w:lang w:val="en-US"/>
-        </w:rPr>
-      </w:pPr>
-      <w:r>
-        <w:rPr>
-          <w:rFonts w:ascii="Arial" w:hAnsi="Arial" w:cs="Arial"/>
+          <w:rFonts w:ascii="Times New Roman" w:hAnsi="Times New Roman" w:cs="Times New Roman"/>
+          <w:sz w:val="24"/>
+          <w:szCs w:val="24"/>
+        </w:rPr>
+      </w:pPr>
+      <w:r>
+        <w:rPr>
+          <w:rFonts w:ascii="Times New Roman" w:hAnsi="Times New Roman" w:cs="Times New Roman"/>
+          <w:noProof/>
           <w:sz w:val="24"/>
           <w:szCs w:val="24"/>
           <w:lang w:val="en-US"/>
@@ -4032,7 +3899,7 @@
                     <pic:cNvPicPr/>
                   </pic:nvPicPr>
                   <pic:blipFill>
-                    <a:blip r:embed="rId38"/>
+                    <a:blip r:embed="rId39"/>
                     <a:stretch>
                       <a:fillRect/>
                     </a:stretch>
@@ -4053,6 +3920,189 @@
         </w:drawing>
       </w:r>
     </w:p>
+    <w:p>
+      <w:pPr>
+        <w:rPr>
+          <w:rFonts w:ascii="Times New Roman" w:hAnsi="Times New Roman" w:cs="Times New Roman"/>
+          <w:sz w:val="24"/>
+          <w:szCs w:val="24"/>
+        </w:rPr>
+      </w:pPr>
+    </w:p>
+    <w:p>
+      <w:pPr>
+        <w:pStyle w:val="1"/>
+        <w:rPr>
+          <w:color w:val="auto"/>
+        </w:rPr>
+      </w:pPr>
+      <w:r>
+        <w:rPr>
+          <w:color w:val="auto"/>
+        </w:rPr>
+        <w:t>Вывод</w:t>
+      </w:r>
+    </w:p>
+    <w:p>
+      <w:pPr>
+        <w:rPr>
+          <w:rFonts w:ascii="Times New Roman" w:hAnsi="Times New Roman" w:cs="Times New Roman"/>
+          <w:sz w:val="28"/>
+          <w:szCs w:val="28"/>
+        </w:rPr>
+      </w:pPr>
+      <w:r>
+        <w:rPr>
+          <w:rFonts w:ascii="Times New Roman" w:hAnsi="Times New Roman" w:cs="Times New Roman"/>
+          <w:sz w:val="28"/>
+          <w:szCs w:val="28"/>
+        </w:rPr>
+        <w:t>Изучил возможности системы управления версиями и коллективной разработкой программного проекта</w:t>
+      </w:r>
+    </w:p>
+    <w:p>
+      <w:pPr>
+        <w:pStyle w:val="1"/>
+        <w:rPr>
+          <w:color w:val="auto"/>
+          <w:lang w:val="en-US"/>
+        </w:rPr>
+      </w:pPr>
+      <w:r>
+        <w:rPr>
+          <w:color w:val="auto"/>
+        </w:rPr>
+        <w:t>Список литературы</w:t>
+      </w:r>
+    </w:p>
+    <w:p>
+      <w:pPr>
+        <w:pStyle w:val="a7"/>
+        <w:numPr>
+          <w:ilvl w:val="0"/>
+          <w:numId w:val="1"/>
+        </w:numPr>
+      </w:pPr>
+      <w:r>
+        <w:t xml:space="preserve">Возможности </w:t>
+      </w:r>
+      <w:r>
+        <w:rPr>
+          <w:lang w:val="en-US"/>
+        </w:rPr>
+        <w:t>Git</w:t>
+      </w:r>
+      <w:r>
+        <w:t xml:space="preserve">. </w:t>
+      </w:r>
+      <w:r>
+        <w:rPr>
+          <w:lang w:val="en-US"/>
+        </w:rPr>
+        <w:t>https</w:t>
+      </w:r>
+      <w:r>
+        <w:t>://</w:t>
+      </w:r>
+      <w:r>
+        <w:rPr>
+          <w:lang w:val="en-US"/>
+        </w:rPr>
+        <w:t>e</w:t>
+      </w:r>
+      <w:r>
+        <w:t>-</w:t>
+      </w:r>
+      <w:r>
+        <w:rPr>
+          <w:lang w:val="en-US"/>
+        </w:rPr>
+        <w:t>learning</w:t>
+      </w:r>
+      <w:r>
+        <w:t>.</w:t>
+      </w:r>
+      <w:proofErr w:type="spellStart"/>
+      <w:r>
+        <w:rPr>
+          <w:lang w:val="en-US"/>
+        </w:rPr>
+        <w:t>bmstu</w:t>
+      </w:r>
+      <w:proofErr w:type="spellEnd"/>
+      <w:r>
+        <w:t>.</w:t>
+      </w:r>
+      <w:proofErr w:type="spellStart"/>
+      <w:r>
+        <w:rPr>
+          <w:lang w:val="en-US"/>
+        </w:rPr>
+        <w:t>ru</w:t>
+      </w:r>
+      <w:proofErr w:type="spellEnd"/>
+      <w:r>
+        <w:t>/</w:t>
+      </w:r>
+      <w:proofErr w:type="spellStart"/>
+      <w:r>
+        <w:rPr>
+          <w:lang w:val="en-US"/>
+        </w:rPr>
+        <w:t>iu</w:t>
+      </w:r>
+      <w:proofErr w:type="spellEnd"/>
+      <w:r>
+        <w:t>5/</w:t>
+      </w:r>
+      <w:r>
+        <w:rPr>
+          <w:lang w:val="en-US"/>
+        </w:rPr>
+        <w:t>mod</w:t>
+      </w:r>
+      <w:r>
+        <w:t>/</w:t>
+      </w:r>
+      <w:r>
+        <w:rPr>
+          <w:lang w:val="en-US"/>
+        </w:rPr>
+        <w:t>folder</w:t>
+      </w:r>
+      <w:r>
+        <w:t>/</w:t>
+      </w:r>
+      <w:r>
+        <w:rPr>
+          <w:lang w:val="en-US"/>
+        </w:rPr>
+        <w:t>view</w:t>
+      </w:r>
+      <w:r>
+        <w:t>.</w:t>
+      </w:r>
+      <w:proofErr w:type="spellStart"/>
+      <w:r>
+        <w:rPr>
+          <w:lang w:val="en-US"/>
+        </w:rPr>
+        <w:t>php</w:t>
+      </w:r>
+      <w:proofErr w:type="spellEnd"/>
+      <w:r>
+        <w:t>?</w:t>
+      </w:r>
+      <w:r>
+        <w:rPr>
+          <w:lang w:val="en-US"/>
+        </w:rPr>
+        <w:t>id</w:t>
+      </w:r>
+      <w:r>
+        <w:t>=446</w:t>
+      </w:r>
+    </w:p>
     <w:sectPr>
       <w:pgSz w:w="11906" w:h="16838"/>
       <w:pgMar w:top="1134" w:right="850" w:bottom="1134" w:left="1701" w:header="708" w:footer="708" w:gutter="0"/>
@@ -4111,6 +4161,103 @@
     </w:p>
   </w:footnote>
 </w:footnotes>
+</file>
+
+<file path=word/numbering.xml><?xml version="1.0" encoding="utf-8"?>
+<w:numbering xmlns:wpc="http://schemas.microsoft.com/office/word/2010/wordprocessingCanvas" xmlns:cx="http://schemas.microsoft.com/office/drawing/2014/chartex" xmlns:cx1="http://schemas.microsoft.com/office/drawing/2015/9/8/chartex" xmlns:cx2="http://schemas.microsoft.com/office/drawing/2015/10/21/chartex" xmlns:cx3="http://schemas.microsoft.com/office/drawing/2016/5/9/chartex" xmlns:cx4="http://schemas.microsoft.com/office/drawing/2016/5/10/chartex" xmlns:cx5="http://schemas.microsoft.com/office/drawing/2016/5/11/chartex" xmlns:cx6="http://schemas.microsoft.com/office/drawing/2016/5/12/chartex" xmlns:cx7="http://schemas.microsoft.com/office/drawing/2016/5/13/chartex" xmlns:cx8="http://schemas.microsoft.com/office/drawing/2016/5/14/chartex" xmlns:mc="http://schemas.openxmlformats.org/markup-compatibility/2006" xmlns:aink="http://schemas.microsoft.com/office/drawing/2016/ink" xmlns:am3d="http://schemas.microsoft.com/office/drawing/2017/model3d" xmlns:o="urn:schemas-microsoft-com:office:office" xmlns:oel="http://schemas.microsoft.com/office/2019/extlst" xmlns:r="http://schemas.openxmlformats.org/officeDocument/2006/relationships" xmlns:m="http://schemas.openxmlformats.org/officeDocument/2006/math" xmlns:v="urn:schemas-microsoft-com:vml" xmlns:wp14="http://schemas.microsoft.com/office/word/2010/wordprocessingDrawing" xmlns:wp="http://schemas.openxmlformats.org/drawingml/2006/wordprocessingDrawing" xmlns:w10="urn:schemas-microsoft-com:office:word" xmlns:w="http://schemas.openxmlformats.org/wordprocessingml/2006/main" xmlns:w14="http://schemas.microsoft.com/office/word/2010/wordml" xmlns:w15="http://schemas.microsoft.com/office/word/2012/wordml" xmlns:w16cex="http://schemas.microsoft.com/office/word/2018/wordml/cex" xmlns:w16cid="http://schemas.microsoft.com/office/word/2016/wordml/cid" xmlns:w16="http://schemas.microsoft.com/office/word/2018/wordml" xmlns:w16du="http://schemas.microsoft.com/office/word/2023/wordml/word16du" xmlns:w16sdtdh="http://schemas.microsoft.com/office/word/2020/wordml/sdtdatahash" xmlns:w16sdtfl="http://schemas.microsoft.com/office/word/2024/wordml/sdtformatlock" xmlns:w16se="http://schemas.microsoft.com/office/word/2015/wordml/symex" xmlns:wpg="http://schemas.microsoft.com/office/word/2010/wordprocessingGroup" xmlns:wpi="http://schemas.microsoft.com/office/word/2010/wordprocessingInk" xmlns:wne="http://schemas.microsoft.com/office/word/2006/wordml" xmlns:wps="http://schemas.microsoft.com/office/word/2010/wordprocessingShape" mc:Ignorable="w14 w15 w16se w16cid w16 w16cex w16sdtdh w16sdtfl w16du wp14">
+  <w:abstractNum w:abstractNumId="0" w15:restartNumberingAfterBreak="0">
+    <w:nsid w:val="07103000"/>
+    <w:multiLevelType w:val="hybridMultilevel"/>
+    <w:tmpl w:val="F794A842"/>
+    <w:lvl w:ilvl="0" w:tplc="0419000F">
+      <w:start w:val="1"/>
+      <w:numFmt w:val="decimal"/>
+      <w:lvlText w:val="%1."/>
+      <w:lvlJc w:val="left"/>
+      <w:pPr>
+        <w:ind w:left="720" w:hanging="360"/>
+      </w:pPr>
+      <w:rPr>
+        <w:rFonts w:hint="default"/>
+      </w:rPr>
+    </w:lvl>
+    <w:lvl w:ilvl="1" w:tplc="04190019" w:tentative="1">
+      <w:start w:val="1"/>
+      <w:numFmt w:val="lowerLetter"/>
+      <w:lvlText w:val="%2."/>
+      <w:lvlJc w:val="left"/>
+      <w:pPr>
+        <w:ind w:left="1440" w:hanging="360"/>
+      </w:pPr>
+    </w:lvl>
+    <w:lvl w:ilvl="2" w:tplc="0419001B" w:tentative="1">
+      <w:start w:val="1"/>
+      <w:numFmt w:val="lowerRoman"/>
+      <w:lvlText w:val="%3."/>
+      <w:lvlJc w:val="right"/>
+      <w:pPr>
+        <w:ind w:left="2160" w:hanging="180"/>
+      </w:pPr>
+    </w:lvl>
+    <w:lvl w:ilvl="3" w:tplc="0419000F" w:tentative="1">
+      <w:start w:val="1"/>
+      <w:numFmt w:val="decimal"/>
+      <w:lvlText w:val="%4."/>
+      <w:lvlJc w:val="left"/>
+      <w:pPr>
+        <w:ind w:left="2880" w:hanging="360"/>
+      </w:pPr>
+    </w:lvl>
+    <w:lvl w:ilvl="4" w:tplc="04190019" w:tentative="1">
+      <w:start w:val="1"/>
+      <w:numFmt w:val="lowerLetter"/>
+      <w:lvlText w:val="%5."/>
+      <w:lvlJc w:val="left"/>
+      <w:pPr>
+        <w:ind w:left="3600" w:hanging="360"/>
+      </w:pPr>
+    </w:lvl>
+    <w:lvl w:ilvl="5" w:tplc="0419001B" w:tentative="1">
+      <w:start w:val="1"/>
+      <w:numFmt w:val="lowerRoman"/>
+      <w:lvlText w:val="%6."/>
+      <w:lvlJc w:val="right"/>
+      <w:pPr>
+        <w:ind w:left="4320" w:hanging="180"/>
+      </w:pPr>
+    </w:lvl>
+    <w:lvl w:ilvl="6" w:tplc="0419000F" w:tentative="1">
+      <w:start w:val="1"/>
+      <w:numFmt w:val="decimal"/>
+      <w:lvlText w:val="%7."/>
+      <w:lvlJc w:val="left"/>
+      <w:pPr>
+        <w:ind w:left="5040" w:hanging="360"/>
+      </w:pPr>
+    </w:lvl>
+    <w:lvl w:ilvl="7" w:tplc="04190019" w:tentative="1">
+      <w:start w:val="1"/>
+      <w:numFmt w:val="lowerLetter"/>
+      <w:lvlText w:val="%8."/>
+      <w:lvlJc w:val="left"/>
+      <w:pPr>
+        <w:ind w:left="5760" w:hanging="360"/>
+      </w:pPr>
+    </w:lvl>
+    <w:lvl w:ilvl="8" w:tplc="0419001B" w:tentative="1">
+      <w:start w:val="1"/>
+      <w:numFmt w:val="lowerRoman"/>
+      <w:lvlText w:val="%9."/>
+      <w:lvlJc w:val="right"/>
+      <w:pPr>
+        <w:ind w:left="6480" w:hanging="180"/>
+      </w:pPr>
+    </w:lvl>
+  </w:abstractNum>
+  <w:num w:numId="1" w16cid:durableId="1212494950">
+    <w:abstractNumId w:val="0"/>
+  </w:num>
+</w:numbering>
 </file>
 
 <file path=word/styles.xml><?xml version="1.0" encoding="utf-8"?>
